--- a/docs/用户故事与验收标准-吴宇航.docx
+++ b/docs/用户故事与验收标准-吴宇航.docx
@@ -635,7 +635,7 @@
                 <w:b w:val="0"/>
                 <w:sz w:val="18"/>
               </w:rPr>
-              <w:t>118 条验收标准</w:t>
+              <w:t>117 条验收标准</w:t>
             </w:r>
           </w:p>
         </w:tc>
@@ -1029,10 +1029,10 @@
         <w:tblLayout w:type="fixed"/>
       </w:tblPr>
       <w:tblGrid>
+        <w:gridCol w:w="1287"/>
         <w:gridCol w:w="1077"/>
-        <w:gridCol w:w="1077"/>
-        <w:gridCol w:w="3223"/>
-        <w:gridCol w:w="3693"/>
+        <w:gridCol w:w="3825"/>
+        <w:gridCol w:w="2881"/>
       </w:tblGrid>
       <w:tr>
         <w:trPr>
@@ -1040,7 +1040,7 @@
         </w:trPr>
         <w:tc>
           <w:tcPr>
-            <w:tcW w:type="dxa" w:w="1077"/>
+            <w:tcW w:type="dxa" w:w="1287"/>
             <w:shd w:val="clear" w:color="auto" w:fill="EAF1FD"/>
           </w:tcPr>
           <w:p>
@@ -1082,7 +1082,7 @@
         </w:tc>
         <w:tc>
           <w:tcPr>
-            <w:tcW w:type="dxa" w:w="3223"/>
+            <w:tcW w:type="dxa" w:w="3825"/>
             <w:shd w:val="clear" w:color="auto" w:fill="EAF1FD"/>
           </w:tcPr>
           <w:p>
@@ -1103,7 +1103,7 @@
         </w:tc>
         <w:tc>
           <w:tcPr>
-            <w:tcW w:type="dxa" w:w="3693"/>
+            <w:tcW w:type="dxa" w:w="2881"/>
             <w:shd w:val="clear" w:color="auto" w:fill="EAF1FD"/>
           </w:tcPr>
           <w:p>
@@ -1126,6 +1126,25 @@
       <w:tr>
         <w:tc>
           <w:tcPr>
+            <w:tcW w:type="dxa" w:w="1287"/>
+          </w:tcPr>
+          <w:p>
+            <w:pPr>
+              <w:spacing w:before="20" w:after="20" w:line="269" w:lineRule="auto"/>
+            </w:pPr>
+            <w:r/>
+            <w:r>
+              <w:rPr>
+                <w:rFonts w:ascii="Calibri" w:hAnsi="Calibri" w:eastAsia="宋体"/>
+                <w:b w:val="0"/>
+                <w:sz w:val="18"/>
+              </w:rPr>
+              <w:t>寄件人</w:t>
+            </w:r>
+          </w:p>
+        </w:tc>
+        <w:tc>
+          <w:tcPr>
             <w:tcW w:type="dxa" w:w="1077"/>
           </w:tcPr>
           <w:p>
@@ -1139,80 +1158,45 @@
                 <w:b w:val="0"/>
                 <w:sz w:val="18"/>
               </w:rPr>
-              <w:t>收件人</w:t>
-            </w:r>
-          </w:p>
-        </w:tc>
-        <w:tc>
-          <w:tcPr>
-            <w:tcW w:type="dxa" w:w="1077"/>
-          </w:tcPr>
-          <w:p>
-            <w:pPr>
-              <w:spacing w:before="20" w:after="20" w:line="269" w:lineRule="auto"/>
-            </w:pPr>
-            <w:r/>
-            <w:r>
-              <w:rPr>
-                <w:rFonts w:ascii="Calibri" w:hAnsi="Calibri" w:eastAsia="宋体"/>
-                <w:b w:val="0"/>
-                <w:sz w:val="18"/>
-              </w:rPr>
-              <w:t>RECEIVER</w:t>
-            </w:r>
-          </w:p>
-        </w:tc>
-        <w:tc>
-          <w:tcPr>
-            <w:tcW w:type="dxa" w:w="3223"/>
-          </w:tcPr>
-          <w:p>
-            <w:pPr>
-              <w:spacing w:before="20" w:after="20" w:line="269" w:lineRule="auto"/>
-            </w:pPr>
-            <w:r/>
-            <w:r>
-              <w:rPr>
-                <w:rFonts w:ascii="Calibri" w:hAnsi="Calibri" w:eastAsia="宋体"/>
-                <w:b w:val="0"/>
-                <w:sz w:val="18"/>
-              </w:rPr>
-              <w:t>快件的接收方，只关心"我的件到了吗、取件码是多少"；</w:t>
-            </w:r>
-            <w:r>
-              <w:rPr>
-                <w:rFonts w:ascii="Calibri" w:hAnsi="Calibri" w:eastAsia="宋体"/>
-                <w:b/>
-                <w:sz w:val="18"/>
-              </w:rPr>
-              <w:t>不是登录主体</w:t>
-            </w:r>
-            <w:r>
-              <w:rPr>
-                <w:rFonts w:ascii="Calibri" w:hAnsi="Calibri" w:eastAsia="宋体"/>
-                <w:b w:val="0"/>
-                <w:sz w:val="18"/>
-              </w:rPr>
-              <w:t>，日常查件走免登录自助查询，不需要账号</w:t>
-            </w:r>
-          </w:p>
-        </w:tc>
-        <w:tc>
-          <w:tcPr>
-            <w:tcW w:type="dxa" w:w="3693"/>
-          </w:tcPr>
-          <w:p>
-            <w:pPr>
-              <w:spacing w:before="20" w:after="20" w:line="269" w:lineRule="auto"/>
-            </w:pPr>
-            <w:r/>
-            <w:r>
-              <w:rPr>
-                <w:rFonts w:ascii="Calibri" w:hAnsi="Calibri" w:eastAsia="宋体"/>
-                <w:b w:val="0"/>
-                <w:sz w:val="18"/>
-              </w:rPr>
-              <w:t>免登录即可查到本人手机号名下（或用取件码、运单号精确定位）的在站快件；如另有管理员创建的 USER 账号，则仅限本人手机号名下的快件</w:t>
+              <w:t>SENDER</w:t>
+            </w:r>
+          </w:p>
+        </w:tc>
+        <w:tc>
+          <w:tcPr>
+            <w:tcW w:type="dxa" w:w="3825"/>
+          </w:tcPr>
+          <w:p>
+            <w:pPr>
+              <w:spacing w:before="20" w:after="20" w:line="269" w:lineRule="auto"/>
+            </w:pPr>
+            <w:r/>
+            <w:r>
+              <w:rPr>
+                <w:rFonts w:ascii="Calibri" w:hAnsi="Calibri" w:eastAsia="宋体"/>
+                <w:b w:val="0"/>
+                <w:sz w:val="18"/>
+              </w:rPr>
+              <w:t>到驿站寄件的人；属于业务角色，不是登录角色</w:t>
+            </w:r>
+          </w:p>
+        </w:tc>
+        <w:tc>
+          <w:tcPr>
+            <w:tcW w:type="dxa" w:w="2881"/>
+          </w:tcPr>
+          <w:p>
+            <w:pPr>
+              <w:spacing w:before="20" w:after="20" w:line="269" w:lineRule="auto"/>
+            </w:pPr>
+            <w:r/>
+            <w:r>
+              <w:rPr>
+                <w:rFonts w:ascii="Calibri" w:hAnsi="Calibri" w:eastAsia="宋体"/>
+                <w:b w:val="0"/>
+                <w:sz w:val="18"/>
+              </w:rPr>
+              <w:t>本驿站寄件单</w:t>
             </w:r>
           </w:p>
         </w:tc>
@@ -1220,6 +1204,25 @@
       <w:tr>
         <w:tc>
           <w:tcPr>
+            <w:tcW w:type="dxa" w:w="1287"/>
+          </w:tcPr>
+          <w:p>
+            <w:pPr>
+              <w:spacing w:before="20" w:after="20" w:line="269" w:lineRule="auto"/>
+            </w:pPr>
+            <w:r/>
+            <w:r>
+              <w:rPr>
+                <w:rFonts w:ascii="Calibri" w:hAnsi="Calibri" w:eastAsia="宋体"/>
+                <w:b w:val="0"/>
+                <w:sz w:val="18"/>
+              </w:rPr>
+              <w:t>驿站员工</w:t>
+            </w:r>
+          </w:p>
+        </w:tc>
+        <w:tc>
+          <w:tcPr>
             <w:tcW w:type="dxa" w:w="1077"/>
           </w:tcPr>
           <w:p>
@@ -1233,64 +1236,53 @@
                 <w:b w:val="0"/>
                 <w:sz w:val="18"/>
               </w:rPr>
-              <w:t>寄件人</w:t>
-            </w:r>
-          </w:p>
-        </w:tc>
-        <w:tc>
-          <w:tcPr>
-            <w:tcW w:type="dxa" w:w="1077"/>
-          </w:tcPr>
-          <w:p>
-            <w:pPr>
-              <w:spacing w:before="20" w:after="20" w:line="269" w:lineRule="auto"/>
-            </w:pPr>
-            <w:r/>
-            <w:r>
-              <w:rPr>
-                <w:rFonts w:ascii="Calibri" w:hAnsi="Calibri" w:eastAsia="宋体"/>
-                <w:b w:val="0"/>
-                <w:sz w:val="18"/>
-              </w:rPr>
-              <w:t>SENDER</w:t>
-            </w:r>
-          </w:p>
-        </w:tc>
-        <w:tc>
-          <w:tcPr>
-            <w:tcW w:type="dxa" w:w="3223"/>
-          </w:tcPr>
-          <w:p>
-            <w:pPr>
-              <w:spacing w:before="20" w:after="20" w:line="269" w:lineRule="auto"/>
-            </w:pPr>
-            <w:r/>
-            <w:r>
-              <w:rPr>
-                <w:rFonts w:ascii="Calibri" w:hAnsi="Calibri" w:eastAsia="宋体"/>
-                <w:b w:val="0"/>
-                <w:sz w:val="18"/>
-              </w:rPr>
-              <w:t>到驿站寄件的人</w:t>
-            </w:r>
-          </w:p>
-        </w:tc>
-        <w:tc>
-          <w:tcPr>
-            <w:tcW w:type="dxa" w:w="3693"/>
-          </w:tcPr>
-          <w:p>
-            <w:pPr>
-              <w:spacing w:before="20" w:after="20" w:line="269" w:lineRule="auto"/>
-            </w:pPr>
-            <w:r/>
-            <w:r>
-              <w:rPr>
-                <w:rFonts w:ascii="Calibri" w:hAnsi="Calibri" w:eastAsia="宋体"/>
-                <w:b w:val="0"/>
-                <w:sz w:val="18"/>
-              </w:rPr>
-              <w:t>本驿站寄件单</w:t>
+              <w:t>STAFF</w:t>
+            </w:r>
+          </w:p>
+        </w:tc>
+        <w:tc>
+          <w:tcPr>
+            <w:tcW w:type="dxa" w:w="3825"/>
+          </w:tcPr>
+          <w:p>
+            <w:pPr>
+              <w:spacing w:before="20" w:after="20" w:line="269" w:lineRule="auto"/>
+            </w:pPr>
+            <w:r/>
+            <w:r>
+              <w:rPr>
+                <w:rFonts w:ascii="Calibri" w:hAnsi="Calibri" w:eastAsia="宋体"/>
+                <w:b w:val="0"/>
+                <w:sz w:val="18"/>
+              </w:rPr>
+              <w:t>一线作业人员，负责入库、核销、派送、异常处理</w:t>
+            </w:r>
+          </w:p>
+        </w:tc>
+        <w:tc>
+          <w:tcPr>
+            <w:tcW w:type="dxa" w:w="2881"/>
+          </w:tcPr>
+          <w:p>
+            <w:pPr>
+              <w:spacing w:before="20" w:after="20" w:line="269" w:lineRule="auto"/>
+            </w:pPr>
+            <w:r/>
+            <w:r>
+              <w:rPr>
+                <w:rFonts w:ascii="Calibri" w:hAnsi="Calibri" w:eastAsia="宋体"/>
+                <w:b/>
+                <w:sz w:val="18"/>
+              </w:rPr>
+              <w:t>强制限定为本驿站</w:t>
+            </w:r>
+            <w:r>
+              <w:rPr>
+                <w:rFonts w:ascii="Calibri" w:hAnsi="Calibri" w:eastAsia="宋体"/>
+                <w:b w:val="0"/>
+                <w:sz w:val="18"/>
+              </w:rPr>
+              <w:t>，无法越站</w:t>
             </w:r>
           </w:p>
         </w:tc>
@@ -1298,6 +1290,25 @@
       <w:tr>
         <w:tc>
           <w:tcPr>
+            <w:tcW w:type="dxa" w:w="1287"/>
+          </w:tcPr>
+          <w:p>
+            <w:pPr>
+              <w:spacing w:before="20" w:after="20" w:line="269" w:lineRule="auto"/>
+            </w:pPr>
+            <w:r/>
+            <w:r>
+              <w:rPr>
+                <w:rFonts w:ascii="Calibri" w:hAnsi="Calibri" w:eastAsia="宋体"/>
+                <w:b w:val="0"/>
+                <w:sz w:val="18"/>
+              </w:rPr>
+              <w:t>系统管理员</w:t>
+            </w:r>
+          </w:p>
+        </w:tc>
+        <w:tc>
+          <w:tcPr>
             <w:tcW w:type="dxa" w:w="1077"/>
           </w:tcPr>
           <w:p>
@@ -1311,118 +1322,13 @@
                 <w:b w:val="0"/>
                 <w:sz w:val="18"/>
               </w:rPr>
-              <w:t>驿站员工</w:t>
-            </w:r>
-          </w:p>
-        </w:tc>
-        <w:tc>
-          <w:tcPr>
-            <w:tcW w:type="dxa" w:w="1077"/>
-          </w:tcPr>
-          <w:p>
-            <w:pPr>
-              <w:spacing w:before="20" w:after="20" w:line="269" w:lineRule="auto"/>
-            </w:pPr>
-            <w:r/>
-            <w:r>
-              <w:rPr>
-                <w:rFonts w:ascii="Calibri" w:hAnsi="Calibri" w:eastAsia="宋体"/>
-                <w:b w:val="0"/>
-                <w:sz w:val="18"/>
-              </w:rPr>
-              <w:t>STAFF</w:t>
-            </w:r>
-          </w:p>
-        </w:tc>
-        <w:tc>
-          <w:tcPr>
-            <w:tcW w:type="dxa" w:w="3223"/>
-          </w:tcPr>
-          <w:p>
-            <w:pPr>
-              <w:spacing w:before="20" w:after="20" w:line="269" w:lineRule="auto"/>
-            </w:pPr>
-            <w:r/>
-            <w:r>
-              <w:rPr>
-                <w:rFonts w:ascii="Calibri" w:hAnsi="Calibri" w:eastAsia="宋体"/>
-                <w:b w:val="0"/>
-                <w:sz w:val="18"/>
-              </w:rPr>
-              <w:t>一线作业人员，负责入库、核销、派送、异常处理</w:t>
-            </w:r>
-          </w:p>
-        </w:tc>
-        <w:tc>
-          <w:tcPr>
-            <w:tcW w:type="dxa" w:w="3693"/>
-          </w:tcPr>
-          <w:p>
-            <w:pPr>
-              <w:spacing w:before="20" w:after="20" w:line="269" w:lineRule="auto"/>
-            </w:pPr>
-            <w:r/>
-            <w:r>
-              <w:rPr>
-                <w:rFonts w:ascii="Calibri" w:hAnsi="Calibri" w:eastAsia="宋体"/>
-                <w:b/>
-                <w:sz w:val="18"/>
-              </w:rPr>
-              <w:t>强制限定为本驿站</w:t>
-            </w:r>
-            <w:r>
-              <w:rPr>
-                <w:rFonts w:ascii="Calibri" w:hAnsi="Calibri" w:eastAsia="宋体"/>
-                <w:b w:val="0"/>
-                <w:sz w:val="18"/>
-              </w:rPr>
-              <w:t>，无法越站</w:t>
-            </w:r>
-          </w:p>
-        </w:tc>
-      </w:tr>
-      <w:tr>
-        <w:tc>
-          <w:tcPr>
-            <w:tcW w:type="dxa" w:w="1077"/>
-          </w:tcPr>
-          <w:p>
-            <w:pPr>
-              <w:spacing w:before="20" w:after="20" w:line="269" w:lineRule="auto"/>
-            </w:pPr>
-            <w:r/>
-            <w:r>
-              <w:rPr>
-                <w:rFonts w:ascii="Calibri" w:hAnsi="Calibri" w:eastAsia="宋体"/>
-                <w:b w:val="0"/>
-                <w:sz w:val="18"/>
-              </w:rPr>
-              <w:t>系统管理员</w:t>
-            </w:r>
-          </w:p>
-        </w:tc>
-        <w:tc>
-          <w:tcPr>
-            <w:tcW w:type="dxa" w:w="1077"/>
-          </w:tcPr>
-          <w:p>
-            <w:pPr>
-              <w:spacing w:before="20" w:after="20" w:line="269" w:lineRule="auto"/>
-            </w:pPr>
-            <w:r/>
-            <w:r>
-              <w:rPr>
-                <w:rFonts w:ascii="Calibri" w:hAnsi="Calibri" w:eastAsia="宋体"/>
-                <w:b w:val="0"/>
-                <w:sz w:val="18"/>
-              </w:rPr>
               <w:t>ADMIN</w:t>
             </w:r>
           </w:p>
         </w:tc>
         <w:tc>
           <w:tcPr>
-            <w:tcW w:type="dxa" w:w="3223"/>
+            <w:tcW w:type="dxa" w:w="3825"/>
           </w:tcPr>
           <w:p>
             <w:pPr>
@@ -1441,7 +1347,7 @@
         </w:tc>
         <w:tc>
           <w:tcPr>
-            <w:tcW w:type="dxa" w:w="3693"/>
+            <w:tcW w:type="dxa" w:w="2881"/>
           </w:tcPr>
           <w:p>
             <w:pPr>
@@ -1473,11 +1379,20 @@
       <w:r>
         <w:rPr>
           <w:rFonts w:ascii="Calibri" w:hAnsi="Calibri" w:eastAsia="宋体"/>
+          <w:b/>
+          <w:color w:val="4A5A75"/>
+          <w:sz w:val="21"/>
+        </w:rPr>
+        <w:t>系统的登录角色只有两类：驿站员工（`STAFF`）与系统管理员（`ADMIN`）</w:t>
+      </w:r>
+      <w:r>
+        <w:rPr>
+          <w:rFonts w:ascii="Calibri" w:hAnsi="Calibri" w:eastAsia="宋体"/>
           <w:b w:val="0"/>
           <w:color w:val="4A5A75"/>
           <w:sz w:val="21"/>
         </w:rPr>
-        <w:t>登录主体只有驿站员工与系统管理员；收件人作为外部服务对象，通过免登录接口获得服务。</w:t>
+        <w:t>，两者的角色授权合计 72 项（43 + 29）。</w:t>
       </w:r>
     </w:p>
     <w:p>
@@ -1488,11 +1403,67 @@
       <w:r>
         <w:rPr>
           <w:rFonts w:ascii="Calibri" w:hAnsi="Calibri" w:eastAsia="宋体"/>
+          <w:b/>
+          <w:color w:val="4A5A75"/>
+          <w:sz w:val="21"/>
+        </w:rPr>
+        <w:t>收件人是系统的外部服务对象，不是登录角色</w:t>
+      </w:r>
+      <w:r>
+        <w:rPr>
+          <w:rFonts w:ascii="Calibri" w:hAnsi="Calibri" w:eastAsia="宋体"/>
           <w:b w:val="0"/>
           <w:color w:val="4A5A75"/>
           <w:sz w:val="21"/>
         </w:rPr>
-        <w:t>自助注册已取消，系统内账号（含 USER）一律由管理员在「用户管理」中创建。</w:t>
+        <w:t>：不设账号、不占角色，查件走免登录自助查询</w:t>
+      </w:r>
+    </w:p>
+    <w:p>
+      <w:pPr>
+        <w:spacing w:after="40"/>
+        <w:ind w:left="283"/>
+      </w:pPr>
+      <w:r>
+        <w:rPr>
+          <w:rFonts w:ascii="Calibri" w:hAnsi="Calibri" w:eastAsia="宋体"/>
+          <w:b w:val="0"/>
+          <w:color w:val="4A5A75"/>
+          <w:sz w:val="21"/>
+        </w:rPr>
+        <w:t>（手机号 / 8 位取件码 / 运单号），"只看得到自己的件"由接口按入参手机号天然限定，不属于角色数据权限。</w:t>
+      </w:r>
+    </w:p>
+    <w:p>
+      <w:pPr>
+        <w:spacing w:after="40"/>
+        <w:ind w:left="283"/>
+      </w:pPr>
+      <w:r>
+        <w:rPr>
+          <w:rFonts w:ascii="Calibri" w:hAnsi="Calibri" w:eastAsia="宋体"/>
+          <w:b w:val="0"/>
+          <w:color w:val="4A5A75"/>
+          <w:sz w:val="21"/>
+        </w:rPr>
+        <w:t xml:space="preserve">原 </w:t>
+      </w:r>
+      <w:r>
+        <w:rPr>
+          <w:rFonts w:ascii="Consolas" w:hAnsi="Consolas" w:eastAsia="宋体"/>
+          <w:color w:val="C7254E"/>
+          <w:sz w:val="20"/>
+        </w:rPr>
+        <w:t>USER</w:t>
+      </w:r>
+      <w:r>
+        <w:rPr>
+          <w:rFonts w:ascii="Calibri" w:hAnsi="Calibri" w:eastAsia="宋体"/>
+          <w:b w:val="0"/>
+          <w:color w:val="4A5A75"/>
+          <w:sz w:val="21"/>
+        </w:rPr>
+        <w:t>（普通用户）角色已彻底移除；自助注册已取消，系统内账号一律由管理员在「用户管理」中创建。</w:t>
       </w:r>
     </w:p>
     <w:p>
@@ -3262,7 +3233,7 @@
           <w:b w:val="0"/>
           <w:sz w:val="21"/>
         </w:rPr>
-        <w:t xml:space="preserve"> 给定登录成功，当查看侧边栏时，则菜单项只包含当前角色拥有权限的项（管理员 10 项、员工 9 项、普通用户 3 项）。</w:t>
+        <w:t xml:space="preserve"> 给定登录成功，当查看侧边栏时，则菜单项只包含当前角色拥有权限的项（管理员 10 项、员工 9 项）。</w:t>
       </w:r>
     </w:p>
     <w:p>
@@ -3785,7 +3756,55 @@
           <w:b w:val="0"/>
           <w:sz w:val="21"/>
         </w:rPr>
-        <w:t xml:space="preserve"> 给定以管理员身份进入「用户管理」新增账号并分配角色（ADMIN / STAFF / USER 之一），当提交时，则账号立即创建成功，可立即用该账号登录且菜单与角色相符。</w:t>
+        <w:t xml:space="preserve"> 给定以管理员身份进入「用户管理」新增账号并分配角色（</w:t>
+      </w:r>
+      <w:r>
+        <w:rPr>
+          <w:rFonts w:ascii="Consolas" w:hAnsi="Consolas" w:eastAsia="宋体"/>
+          <w:color w:val="C7254E"/>
+          <w:sz w:val="20"/>
+        </w:rPr>
+        <w:t>ADMIN</w:t>
+      </w:r>
+      <w:r>
+        <w:rPr>
+          <w:rFonts w:ascii="Calibri" w:hAnsi="Calibri" w:eastAsia="宋体"/>
+          <w:b w:val="0"/>
+          <w:sz w:val="21"/>
+        </w:rPr>
+        <w:t xml:space="preserve"> / </w:t>
+      </w:r>
+      <w:r>
+        <w:rPr>
+          <w:rFonts w:ascii="Consolas" w:hAnsi="Consolas" w:eastAsia="宋体"/>
+          <w:color w:val="C7254E"/>
+          <w:sz w:val="20"/>
+        </w:rPr>
+        <w:t>STAFF</w:t>
+      </w:r>
+      <w:r>
+        <w:rPr>
+          <w:rFonts w:ascii="Calibri" w:hAnsi="Calibri" w:eastAsia="宋体"/>
+          <w:b w:val="0"/>
+          <w:sz w:val="21"/>
+        </w:rPr>
+        <w:t xml:space="preserve"> 之一），当提交时，则账号立即创建成功，可立即用该账号登录且菜单与角色相符；角色下拉中不出现 </w:t>
+      </w:r>
+      <w:r>
+        <w:rPr>
+          <w:rFonts w:ascii="Consolas" w:hAnsi="Consolas" w:eastAsia="宋体"/>
+          <w:color w:val="C7254E"/>
+          <w:sz w:val="20"/>
+        </w:rPr>
+        <w:t>USER</w:t>
+      </w:r>
+      <w:r>
+        <w:rPr>
+          <w:rFonts w:ascii="Calibri" w:hAnsi="Calibri" w:eastAsia="宋体"/>
+          <w:b w:val="0"/>
+          <w:sz w:val="21"/>
+        </w:rPr>
+        <w:t>，也无法分配普通用户角色。</w:t>
       </w:r>
     </w:p>
     <w:p>
@@ -4600,7 +4619,119 @@
           <w:b w:val="0"/>
           <w:sz w:val="21"/>
         </w:rPr>
-        <w:t xml:space="preserve"> 给定管理员已登录，当打开用户管理页时，则顶部显示账号总数、各角色人数、启用/禁用数等统计卡片，与列表数据一致。</w:t>
+        <w:t xml:space="preserve"> 给定管理员已登录，当打开用户管理页时，则顶部显示「账号总数 / 系统管理员 / 驿站员工 / 未绑定驿站」四张统计卡片，数字与列表数据一致（统计接口返回 </w:t>
+      </w:r>
+      <w:r>
+        <w:rPr>
+          <w:rFonts w:ascii="Consolas" w:hAnsi="Consolas" w:eastAsia="宋体"/>
+          <w:color w:val="C7254E"/>
+          <w:sz w:val="20"/>
+        </w:rPr>
+        <w:t>total</w:t>
+      </w:r>
+      <w:r>
+        <w:rPr>
+          <w:rFonts w:ascii="Calibri" w:hAnsi="Calibri" w:eastAsia="宋体"/>
+          <w:b w:val="0"/>
+          <w:sz w:val="21"/>
+        </w:rPr>
+        <w:t>、</w:t>
+      </w:r>
+      <w:r>
+        <w:rPr>
+          <w:rFonts w:ascii="Consolas" w:hAnsi="Consolas" w:eastAsia="宋体"/>
+          <w:color w:val="C7254E"/>
+          <w:sz w:val="20"/>
+        </w:rPr>
+        <w:t>adminCount</w:t>
+      </w:r>
+      <w:r>
+        <w:rPr>
+          <w:rFonts w:ascii="Calibri" w:hAnsi="Calibri" w:eastAsia="宋体"/>
+          <w:b w:val="0"/>
+          <w:sz w:val="21"/>
+        </w:rPr>
+        <w:t>、</w:t>
+      </w:r>
+      <w:r>
+        <w:rPr>
+          <w:rFonts w:ascii="Consolas" w:hAnsi="Consolas" w:eastAsia="宋体"/>
+          <w:color w:val="C7254E"/>
+          <w:sz w:val="20"/>
+        </w:rPr>
+        <w:t>staffCount</w:t>
+      </w:r>
+      <w:r>
+        <w:rPr>
+          <w:rFonts w:ascii="Calibri" w:hAnsi="Calibri" w:eastAsia="宋体"/>
+          <w:b w:val="0"/>
+          <w:sz w:val="21"/>
+        </w:rPr>
+        <w:t>、</w:t>
+      </w:r>
+      <w:r>
+        <w:rPr>
+          <w:rFonts w:ascii="Consolas" w:hAnsi="Consolas" w:eastAsia="宋体"/>
+          <w:color w:val="C7254E"/>
+          <w:sz w:val="20"/>
+        </w:rPr>
+        <w:t>enabledCount</w:t>
+      </w:r>
+      <w:r>
+        <w:rPr>
+          <w:rFonts w:ascii="Calibri" w:hAnsi="Calibri" w:eastAsia="宋体"/>
+          <w:b w:val="0"/>
+          <w:sz w:val="21"/>
+        </w:rPr>
+        <w:t>、</w:t>
+      </w:r>
+      <w:r>
+        <w:rPr>
+          <w:rFonts w:ascii="Consolas" w:hAnsi="Consolas" w:eastAsia="宋体"/>
+          <w:color w:val="C7254E"/>
+          <w:sz w:val="20"/>
+        </w:rPr>
+        <w:t>disabledCount</w:t>
+      </w:r>
+      <w:r>
+        <w:rPr>
+          <w:rFonts w:ascii="Calibri" w:hAnsi="Calibri" w:eastAsia="宋体"/>
+          <w:b w:val="0"/>
+          <w:sz w:val="21"/>
+        </w:rPr>
+        <w:t>、</w:t>
+      </w:r>
+      <w:r>
+        <w:rPr>
+          <w:rFonts w:ascii="Consolas" w:hAnsi="Consolas" w:eastAsia="宋体"/>
+          <w:color w:val="C7254E"/>
+          <w:sz w:val="20"/>
+        </w:rPr>
+        <w:t>noStationCount</w:t>
+      </w:r>
+      <w:r>
+        <w:rPr>
+          <w:rFonts w:ascii="Calibri" w:hAnsi="Calibri" w:eastAsia="宋体"/>
+          <w:b w:val="0"/>
+          <w:sz w:val="21"/>
+        </w:rPr>
+        <w:t xml:space="preserve"> 六个字段，不再有 </w:t>
+      </w:r>
+      <w:r>
+        <w:rPr>
+          <w:rFonts w:ascii="Consolas" w:hAnsi="Consolas" w:eastAsia="宋体"/>
+          <w:color w:val="C7254E"/>
+          <w:sz w:val="20"/>
+        </w:rPr>
+        <w:t>userCount</w:t>
+      </w:r>
+      <w:r>
+        <w:rPr>
+          <w:rFonts w:ascii="Calibri" w:hAnsi="Calibri" w:eastAsia="宋体"/>
+          <w:b w:val="0"/>
+          <w:sz w:val="21"/>
+        </w:rPr>
+        <w:t>）。</w:t>
       </w:r>
     </w:p>
     <w:p>
@@ -4669,7 +4800,39 @@
           <w:b w:val="0"/>
           <w:sz w:val="21"/>
         </w:rPr>
-        <w:t xml:space="preserve"> 给定把账号的角色由「驿站员工」改为「普通用户」，当其重新登录时，则侧边栏菜单同步减少为普通用户的 3 项。</w:t>
+        <w:t xml:space="preserve"> 给定把某个账号的角色由「驿站员工」改为「系统管理员」并重新登录，则侧边栏同步出现「系统管理」菜单；可分配的角色只有 </w:t>
+      </w:r>
+      <w:r>
+        <w:rPr>
+          <w:rFonts w:ascii="Consolas" w:hAnsi="Consolas" w:eastAsia="宋体"/>
+          <w:color w:val="C7254E"/>
+          <w:sz w:val="20"/>
+        </w:rPr>
+        <w:t>ADMIN</w:t>
+      </w:r>
+      <w:r>
+        <w:rPr>
+          <w:rFonts w:ascii="Calibri" w:hAnsi="Calibri" w:eastAsia="宋体"/>
+          <w:b w:val="0"/>
+          <w:sz w:val="21"/>
+        </w:rPr>
+        <w:t xml:space="preserve"> 与 </w:t>
+      </w:r>
+      <w:r>
+        <w:rPr>
+          <w:rFonts w:ascii="Consolas" w:hAnsi="Consolas" w:eastAsia="宋体"/>
+          <w:color w:val="C7254E"/>
+          <w:sz w:val="20"/>
+        </w:rPr>
+        <w:t>STAFF</w:t>
+      </w:r>
+      <w:r>
+        <w:rPr>
+          <w:rFonts w:ascii="Calibri" w:hAnsi="Calibri" w:eastAsia="宋体"/>
+          <w:b w:val="0"/>
+          <w:sz w:val="21"/>
+        </w:rPr>
+        <w:t xml:space="preserve"> 两类。</w:t>
       </w:r>
     </w:p>
     <w:p>
@@ -7325,61 +7488,6 @@
     </w:p>
     <w:p>
       <w:pPr>
-        <w:pStyle w:val="ListBullet"/>
-        <w:spacing w:after="40"/>
-        <w:ind w:left="425"/>
-      </w:pPr>
-      <w:r>
-        <w:rPr>
-          <w:rFonts w:ascii="Calibri" w:hAnsi="Calibri" w:eastAsia="宋体"/>
-          <w:b/>
-          <w:sz w:val="21"/>
-        </w:rPr>
-        <w:t>AC-10-4</w:t>
-      </w:r>
-      <w:r>
-        <w:rPr>
-          <w:rFonts w:ascii="Calibri" w:hAnsi="Calibri" w:eastAsia="宋体"/>
-          <w:b w:val="0"/>
-          <w:sz w:val="21"/>
-        </w:rPr>
-        <w:t xml:space="preserve"> 给定以普通用户身份查询（</w:t>
-      </w:r>
-      <w:r>
-        <w:rPr>
-          <w:rFonts w:ascii="Consolas" w:hAnsi="Consolas" w:eastAsia="宋体"/>
-          <w:color w:val="C7254E"/>
-          <w:sz w:val="20"/>
-        </w:rPr>
-        <w:t>user01</w:t>
-      </w:r>
-      <w:r>
-        <w:rPr>
-          <w:rFonts w:ascii="Calibri" w:hAnsi="Calibri" w:eastAsia="宋体"/>
-          <w:b w:val="0"/>
-          <w:sz w:val="21"/>
-        </w:rPr>
-        <w:t>/</w:t>
-      </w:r>
-      <w:r>
-        <w:rPr>
-          <w:rFonts w:ascii="Consolas" w:hAnsi="Consolas" w:eastAsia="宋体"/>
-          <w:color w:val="C7254E"/>
-          <w:sz w:val="20"/>
-        </w:rPr>
-        <w:t>user02</w:t>
-      </w:r>
-      <w:r>
-        <w:rPr>
-          <w:rFonts w:ascii="Calibri" w:hAnsi="Calibri" w:eastAsia="宋体"/>
-          <w:b w:val="0"/>
-          <w:sz w:val="21"/>
-        </w:rPr>
-        <w:t xml:space="preserve"> 这类管理员创建的账号），当查看列表时，则只出现本人手机号名下的快件，看不到他人的记录（注：收件人的主入口是免登录自助查询 US-30，登录账号只是可选方式，本条数据权限第三级与收件人是否注册无关）。</w:t>
-      </w:r>
-    </w:p>
-    <w:p>
-      <w:pPr>
         <w:pStyle w:val="Heading3"/>
         <w:spacing w:before="160" w:after="80"/>
       </w:pPr>
@@ -15825,7 +15933,7 @@
           <w:b w:val="0"/>
           <w:sz w:val="21"/>
         </w:rPr>
-        <w:t xml:space="preserve">、运单号、货位、驿站名称与剩余免费保管天数（或已产生费用）齐全，且 </w:t>
+        <w:t xml:space="preserve">、运单号、货位、驿站名称与剩余免费保管天数（或已产生费用）齐全，且接口返回的 </w:t>
       </w:r>
       <w:r>
         <w:rPr>
@@ -15873,7 +15981,7 @@
           <w:b w:val="0"/>
           <w:sz w:val="21"/>
         </w:rPr>
-        <w:t>。</w:t>
+        <w:t>（页面不展示手机号，可在浏览器 F12 网络面板核对响应）。</w:t>
       </w:r>
     </w:p>
     <w:p>
@@ -15928,7 +16036,23 @@
           <w:b w:val="0"/>
           <w:sz w:val="21"/>
         </w:rPr>
-        <w:t xml:space="preserve"> 件，且收件人手机号</w:t>
+        <w:t xml:space="preserve"> 件，且接口返回的 </w:t>
+      </w:r>
+      <w:r>
+        <w:rPr>
+          <w:rFonts w:ascii="Consolas" w:hAnsi="Consolas" w:eastAsia="宋体"/>
+          <w:color w:val="C7254E"/>
+          <w:sz w:val="20"/>
+        </w:rPr>
+        <w:t>receiverPhone</w:t>
+      </w:r>
+      <w:r>
+        <w:rPr>
+          <w:rFonts w:ascii="Calibri" w:hAnsi="Calibri" w:eastAsia="宋体"/>
+          <w:b w:val="0"/>
+          <w:sz w:val="21"/>
+        </w:rPr>
+        <w:t xml:space="preserve"> </w:t>
       </w:r>
       <w:r>
         <w:rPr>
@@ -15944,7 +16068,7 @@
           <w:b w:val="0"/>
           <w:sz w:val="21"/>
         </w:rPr>
-        <w:t xml:space="preserve">显示为 </w:t>
+        <w:t xml:space="preserve">为 </w:t>
       </w:r>
       <w:r>
         <w:rPr>
@@ -16031,7 +16155,23 @@
           <w:b w:val="0"/>
           <w:sz w:val="21"/>
         </w:rPr>
-        <w:t xml:space="preserve"> 件（入参自动转大写后匹配），手机号同样</w:t>
+        <w:t xml:space="preserve"> 件（入参自动转大写后匹配），接口返回的 </w:t>
+      </w:r>
+      <w:r>
+        <w:rPr>
+          <w:rFonts w:ascii="Consolas" w:hAnsi="Consolas" w:eastAsia="宋体"/>
+          <w:color w:val="C7254E"/>
+          <w:sz w:val="20"/>
+        </w:rPr>
+        <w:t>receiverPhone</w:t>
+      </w:r>
+      <w:r>
+        <w:rPr>
+          <w:rFonts w:ascii="Calibri" w:hAnsi="Calibri" w:eastAsia="宋体"/>
+          <w:b w:val="0"/>
+          <w:sz w:val="21"/>
+        </w:rPr>
+        <w:t xml:space="preserve"> 同样</w:t>
       </w:r>
       <w:r>
         <w:rPr>
@@ -17848,7 +17988,7 @@
                 <w:b w:val="0"/>
                 <w:sz w:val="17"/>
               </w:rPr>
-              <w:t>4</w:t>
+              <w:t>3</w:t>
             </w:r>
           </w:p>
         </w:tc>
@@ -21244,7 +21384,7 @@
                 <w:b w:val="0"/>
                 <w:sz w:val="18"/>
               </w:rPr>
-              <w:t>118 条</w:t>
+              <w:t>117 条</w:t>
             </w:r>
           </w:p>
         </w:tc>
@@ -21474,7 +21614,7 @@
           <w:b w:val="0"/>
           <w:sz w:val="21"/>
         </w:rPr>
-        <w:t>：30 条需求 → 30 条用户故事 → 118 条验收标准 → 171 条测试用例， 每条验收标准均可在系统中实地验证，不存在"无验收标准的故事"或"无归属用例的验收标准"。</w:t>
+        <w:t>：30 条需求 → 30 条用户故事 → 117 条验收标准 → 171 条测试用例， 每条验收标准均可在系统中实地验证，不存在"无验收标准的故事"或"无归属用例的验收标准"。</w:t>
       </w:r>
     </w:p>
     <w:p>

--- a/docs/用户故事与验收标准-吴宇航.docx
+++ b/docs/用户故事与验收标准-吴宇航.docx
@@ -635,7 +635,7 @@
                 <w:b w:val="0"/>
                 <w:sz w:val="18"/>
               </w:rPr>
-              <w:t>117 条验收标准</w:t>
+              <w:t>120 条验收标准</w:t>
             </w:r>
           </w:p>
         </w:tc>
@@ -2818,8 +2818,8 @@
         <w:tblLayout w:type="fixed"/>
       </w:tblPr>
       <w:tblGrid>
-        <w:gridCol w:w="2335"/>
-        <w:gridCol w:w="6736"/>
+        <w:gridCol w:w="1383"/>
+        <w:gridCol w:w="7688"/>
       </w:tblGrid>
       <w:tr>
         <w:trPr>
@@ -2827,7 +2827,7 @@
         </w:trPr>
         <w:tc>
           <w:tcPr>
-            <w:tcW w:type="dxa" w:w="2335"/>
+            <w:tcW w:type="dxa" w:w="1383"/>
             <w:shd w:val="clear" w:color="auto" w:fill="EAF1FD"/>
           </w:tcPr>
           <w:p>
@@ -2848,7 +2848,7 @@
         </w:tc>
         <w:tc>
           <w:tcPr>
-            <w:tcW w:type="dxa" w:w="6735"/>
+            <w:tcW w:type="dxa" w:w="7687"/>
             <w:shd w:val="clear" w:color="auto" w:fill="EAF1FD"/>
           </w:tcPr>
           <w:p>
@@ -2871,7 +2871,7 @@
       <w:tr>
         <w:tc>
           <w:tcPr>
-            <w:tcW w:type="dxa" w:w="2335"/>
+            <w:tcW w:type="dxa" w:w="1383"/>
           </w:tcPr>
           <w:p>
             <w:pPr>
@@ -2890,7 +2890,7 @@
         </w:tc>
         <w:tc>
           <w:tcPr>
-            <w:tcW w:type="dxa" w:w="6735"/>
+            <w:tcW w:type="dxa" w:w="7687"/>
           </w:tcPr>
           <w:p>
             <w:pPr>
@@ -2919,7 +2919,7 @@
                 <w:b w:val="0"/>
                 <w:sz w:val="18"/>
               </w:rPr>
-              <w:t>，我想用账号密码登录系统，以便进入与我的角色相符的工作界面。</w:t>
+              <w:t>，我想用账号密码登录系统，并在忘记密码时凭账号名与手机号自助重置，以便进入与我的角色相符的工作界面、且不必每次都找管理员重置密码。</w:t>
             </w:r>
           </w:p>
         </w:tc>
@@ -2927,7 +2927,7 @@
       <w:tr>
         <w:tc>
           <w:tcPr>
-            <w:tcW w:type="dxa" w:w="2335"/>
+            <w:tcW w:type="dxa" w:w="1383"/>
           </w:tcPr>
           <w:p>
             <w:pPr>
@@ -2946,20 +2946,20 @@
         </w:tc>
         <w:tc>
           <w:tcPr>
-            <w:tcW w:type="dxa" w:w="6735"/>
-          </w:tcPr>
-          <w:p>
-            <w:pPr>
-              <w:spacing w:before="20" w:after="20" w:line="269" w:lineRule="auto"/>
-            </w:pPr>
-            <w:r/>
-            <w:r>
-              <w:rPr>
-                <w:rFonts w:ascii="Calibri" w:hAnsi="Calibri" w:eastAsia="宋体"/>
-                <w:b w:val="0"/>
-                <w:sz w:val="18"/>
-              </w:rPr>
-              <w:t>一切操作的前提；不同角色看到的菜单与数据范围完全不同。</w:t>
+            <w:tcW w:type="dxa" w:w="7687"/>
+          </w:tcPr>
+          <w:p>
+            <w:pPr>
+              <w:spacing w:before="20" w:after="20" w:line="269" w:lineRule="auto"/>
+            </w:pPr>
+            <w:r/>
+            <w:r>
+              <w:rPr>
+                <w:rFonts w:ascii="Calibri" w:hAnsi="Calibri" w:eastAsia="宋体"/>
+                <w:b w:val="0"/>
+                <w:sz w:val="18"/>
+              </w:rPr>
+              <w:t>一切操作的前提；不同角色看到的菜单与数据范围完全不同。找回密码让账号在忘记密码时也能自助恢复，减少对管理员的依赖。</w:t>
             </w:r>
           </w:p>
         </w:tc>
@@ -2967,7 +2967,7 @@
       <w:tr>
         <w:tc>
           <w:tcPr>
-            <w:tcW w:type="dxa" w:w="2335"/>
+            <w:tcW w:type="dxa" w:w="1383"/>
           </w:tcPr>
           <w:p>
             <w:pPr>
@@ -2986,20 +2986,20 @@
         </w:tc>
         <w:tc>
           <w:tcPr>
-            <w:tcW w:type="dxa" w:w="6735"/>
-          </w:tcPr>
-          <w:p>
-            <w:pPr>
-              <w:spacing w:before="20" w:after="20" w:line="269" w:lineRule="auto"/>
-            </w:pPr>
-            <w:r/>
-            <w:r>
-              <w:rPr>
-                <w:rFonts w:ascii="Calibri" w:hAnsi="Calibri" w:eastAsia="宋体"/>
-                <w:b w:val="0"/>
-                <w:sz w:val="18"/>
-              </w:rPr>
-              <w:t>FR-01 ／ TC-001~TC-005</w:t>
+            <w:tcW w:type="dxa" w:w="7687"/>
+          </w:tcPr>
+          <w:p>
+            <w:pPr>
+              <w:spacing w:before="20" w:after="20" w:line="269" w:lineRule="auto"/>
+            </w:pPr>
+            <w:r/>
+            <w:r>
+              <w:rPr>
+                <w:rFonts w:ascii="Calibri" w:hAnsi="Calibri" w:eastAsia="宋体"/>
+                <w:b w:val="0"/>
+                <w:sz w:val="18"/>
+              </w:rPr>
+              <w:t>FR-01 ／ TC-001~TC-005、TC-101~TC-106 ／ TC-API-001、TC-API-002、TC-API-072、TC-API-073</w:t>
             </w:r>
           </w:p>
         </w:tc>
@@ -3007,7 +3007,7 @@
       <w:tr>
         <w:tc>
           <w:tcPr>
-            <w:tcW w:type="dxa" w:w="2335"/>
+            <w:tcW w:type="dxa" w:w="1383"/>
           </w:tcPr>
           <w:p>
             <w:pPr>
@@ -3026,7 +3026,7 @@
         </w:tc>
         <w:tc>
           <w:tcPr>
-            <w:tcW w:type="dxa" w:w="6735"/>
+            <w:tcW w:type="dxa" w:w="7687"/>
           </w:tcPr>
           <w:p>
             <w:pPr>
@@ -3055,7 +3055,7 @@
       <w:tr>
         <w:tc>
           <w:tcPr>
-            <w:tcW w:type="dxa" w:w="2335"/>
+            <w:tcW w:type="dxa" w:w="1383"/>
           </w:tcPr>
           <w:p>
             <w:pPr>
@@ -3074,7 +3074,7 @@
         </w:tc>
         <w:tc>
           <w:tcPr>
-            <w:tcW w:type="dxa" w:w="6735"/>
+            <w:tcW w:type="dxa" w:w="7687"/>
           </w:tcPr>
           <w:p>
             <w:pPr>
@@ -3112,6 +3112,102 @@
                 <w:sz w:val="17"/>
               </w:rPr>
               <w:t>views/login/index.vue</w:t>
+            </w:r>
+            <w:r>
+              <w:rPr>
+                <w:rFonts w:ascii="Calibri" w:hAnsi="Calibri" w:eastAsia="宋体"/>
+                <w:b w:val="0"/>
+                <w:sz w:val="18"/>
+              </w:rPr>
+              <w:t>；找回密码：</w:t>
+            </w:r>
+            <w:r>
+              <w:rPr>
+                <w:rFonts w:ascii="Consolas" w:hAnsi="Consolas" w:eastAsia="宋体"/>
+                <w:color w:val="C7254E"/>
+                <w:sz w:val="17"/>
+              </w:rPr>
+              <w:t>AuthController</w:t>
+            </w:r>
+            <w:r>
+              <w:rPr>
+                <w:rFonts w:ascii="Calibri" w:hAnsi="Calibri" w:eastAsia="宋体"/>
+                <w:b w:val="0"/>
+                <w:sz w:val="18"/>
+              </w:rPr>
+              <w:t xml:space="preserve"> 的 </w:t>
+            </w:r>
+            <w:r>
+              <w:rPr>
+                <w:rFonts w:ascii="Consolas" w:hAnsi="Consolas" w:eastAsia="宋体"/>
+                <w:color w:val="C7254E"/>
+                <w:sz w:val="17"/>
+              </w:rPr>
+              <w:t>forgot-password/code</w:t>
+            </w:r>
+            <w:r>
+              <w:rPr>
+                <w:rFonts w:ascii="Calibri" w:hAnsi="Calibri" w:eastAsia="宋体"/>
+                <w:b w:val="0"/>
+                <w:sz w:val="18"/>
+              </w:rPr>
+              <w:t xml:space="preserve"> 与 </w:t>
+            </w:r>
+            <w:r>
+              <w:rPr>
+                <w:rFonts w:ascii="Consolas" w:hAnsi="Consolas" w:eastAsia="宋体"/>
+                <w:color w:val="C7254E"/>
+                <w:sz w:val="17"/>
+              </w:rPr>
+              <w:t>forgot-password/reset</w:t>
+            </w:r>
+            <w:r>
+              <w:rPr>
+                <w:rFonts w:ascii="Calibri" w:hAnsi="Calibri" w:eastAsia="宋体"/>
+                <w:b w:val="0"/>
+                <w:sz w:val="18"/>
+              </w:rPr>
+              <w:t>、</w:t>
+            </w:r>
+            <w:r>
+              <w:rPr>
+                <w:rFonts w:ascii="Consolas" w:hAnsi="Consolas" w:eastAsia="宋体"/>
+                <w:color w:val="C7254E"/>
+                <w:sz w:val="17"/>
+              </w:rPr>
+              <w:t>SmsCodeService</w:t>
+            </w:r>
+            <w:r>
+              <w:rPr>
+                <w:rFonts w:ascii="Calibri" w:hAnsi="Calibri" w:eastAsia="宋体"/>
+                <w:b w:val="0"/>
+                <w:sz w:val="18"/>
+              </w:rPr>
+              <w:t>、</w:t>
+            </w:r>
+            <w:r>
+              <w:rPr>
+                <w:rFonts w:ascii="Consolas" w:hAnsi="Consolas" w:eastAsia="宋体"/>
+                <w:color w:val="C7254E"/>
+                <w:sz w:val="17"/>
+              </w:rPr>
+              <w:t>SmsSender</w:t>
+            </w:r>
+            <w:r>
+              <w:rPr>
+                <w:rFonts w:ascii="Calibri" w:hAnsi="Calibri" w:eastAsia="宋体"/>
+                <w:b w:val="0"/>
+                <w:sz w:val="18"/>
+              </w:rPr>
+              <w:t xml:space="preserve"> 与 </w:t>
+            </w:r>
+            <w:r>
+              <w:rPr>
+                <w:rFonts w:ascii="Consolas" w:hAnsi="Consolas" w:eastAsia="宋体"/>
+                <w:color w:val="C7254E"/>
+                <w:sz w:val="17"/>
+              </w:rPr>
+              <w:t>SmsSenderRouter</w:t>
             </w:r>
             <w:r>
               <w:rPr>
@@ -3234,6 +3330,91 @@
           <w:sz w:val="21"/>
         </w:rPr>
         <w:t xml:space="preserve"> 给定登录成功，当查看侧边栏时，则菜单项只包含当前角色拥有权限的项（管理员 10 项、员工 9 项）。</w:t>
+      </w:r>
+    </w:p>
+    <w:p>
+      <w:pPr>
+        <w:pStyle w:val="ListBullet"/>
+        <w:spacing w:after="40"/>
+        <w:ind w:left="425"/>
+      </w:pPr>
+      <w:r>
+        <w:rPr>
+          <w:rFonts w:ascii="Calibri" w:hAnsi="Calibri" w:eastAsia="宋体"/>
+          <w:b/>
+          <w:sz w:val="21"/>
+        </w:rPr>
+        <w:t>AC-01-5</w:t>
+      </w:r>
+      <w:r>
+        <w:rPr>
+          <w:rFonts w:ascii="Calibri" w:hAnsi="Calibri" w:eastAsia="宋体"/>
+          <w:b w:val="0"/>
+          <w:sz w:val="21"/>
+        </w:rPr>
+        <w:t xml:space="preserve"> 给定已存在的账号与手机号，当在登录页点「忘记密码？」并提交两者时，则发送 6 位验证码（mock 通道下接口回传 </w:t>
+      </w:r>
+      <w:r>
+        <w:rPr>
+          <w:rFonts w:ascii="Consolas" w:hAnsi="Consolas" w:eastAsia="宋体"/>
+          <w:color w:val="C7254E"/>
+          <w:sz w:val="20"/>
+        </w:rPr>
+        <w:t>demoCode</w:t>
+      </w:r>
+      <w:r>
+        <w:rPr>
+          <w:rFonts w:ascii="Calibri" w:hAnsi="Calibri" w:eastAsia="宋体"/>
+          <w:b w:val="0"/>
+          <w:sz w:val="21"/>
+        </w:rPr>
+        <w:t xml:space="preserve"> 并自动填入），有效期 5 分钟；账号不存在或手机号不匹配时提示「账号与手机号不匹配，请核对后重试」，两种情形提示完全一致。</w:t>
+      </w:r>
+    </w:p>
+    <w:p>
+      <w:pPr>
+        <w:pStyle w:val="ListBullet"/>
+        <w:spacing w:after="40"/>
+        <w:ind w:left="425"/>
+      </w:pPr>
+      <w:r>
+        <w:rPr>
+          <w:rFonts w:ascii="Calibri" w:hAnsi="Calibri" w:eastAsia="宋体"/>
+          <w:b/>
+          <w:sz w:val="21"/>
+        </w:rPr>
+        <w:t>AC-01-6</w:t>
+      </w:r>
+      <w:r>
+        <w:rPr>
+          <w:rFonts w:ascii="Calibri" w:hAnsi="Calibri" w:eastAsia="宋体"/>
+          <w:b w:val="0"/>
+          <w:sz w:val="21"/>
+        </w:rPr>
+        <w:t xml:space="preserve"> 给定已获取验证码，当提交正确的验证码与新密码时，则密码重置成功，用新密码可登录、旧密码失效；同一个验证码再次提交提示「验证码已失效，请重新获取」。</w:t>
+      </w:r>
+    </w:p>
+    <w:p>
+      <w:pPr>
+        <w:pStyle w:val="ListBullet"/>
+        <w:spacing w:after="40"/>
+        <w:ind w:left="425"/>
+      </w:pPr>
+      <w:r>
+        <w:rPr>
+          <w:rFonts w:ascii="Calibri" w:hAnsi="Calibri" w:eastAsia="宋体"/>
+          <w:b/>
+          <w:sz w:val="21"/>
+        </w:rPr>
+        <w:t>AC-01-7</w:t>
+      </w:r>
+      <w:r>
+        <w:rPr>
+          <w:rFonts w:ascii="Calibri" w:hAnsi="Calibri" w:eastAsia="宋体"/>
+          <w:b w:val="0"/>
+          <w:sz w:val="21"/>
+        </w:rPr>
+        <w:t xml:space="preserve"> 给定已获取验证码，当连续输错验证码达到 5 次时则验证码作废，且同一手机号 60 秒内重复申请提示「请求过于频繁」，每日超过 10 次提示已达上限。</w:t>
       </w:r>
     </w:p>
     <w:p>
@@ -16347,14 +16528,14 @@
         <w:tblLayout w:type="fixed"/>
       </w:tblPr>
       <w:tblGrid>
-        <w:gridCol w:w="683"/>
-        <w:gridCol w:w="2352"/>
-        <w:gridCol w:w="971"/>
-        <w:gridCol w:w="1148"/>
-        <w:gridCol w:w="1478"/>
-        <w:gridCol w:w="783"/>
-        <w:gridCol w:w="683"/>
-        <w:gridCol w:w="971"/>
+        <w:gridCol w:w="785"/>
+        <w:gridCol w:w="1857"/>
+        <w:gridCol w:w="854"/>
+        <w:gridCol w:w="922"/>
+        <w:gridCol w:w="2506"/>
+        <w:gridCol w:w="680"/>
+        <w:gridCol w:w="680"/>
+        <w:gridCol w:w="785"/>
       </w:tblGrid>
       <w:tr>
         <w:trPr>
@@ -16362,7 +16543,7 @@
         </w:trPr>
         <w:tc>
           <w:tcPr>
-            <w:tcW w:type="dxa" w:w="683"/>
+            <w:tcW w:type="dxa" w:w="785"/>
             <w:shd w:val="clear" w:color="auto" w:fill="EAF1FD"/>
           </w:tcPr>
           <w:p>
@@ -16383,7 +16564,7 @@
         </w:tc>
         <w:tc>
           <w:tcPr>
-            <w:tcW w:type="dxa" w:w="2352"/>
+            <w:tcW w:type="dxa" w:w="1857"/>
             <w:shd w:val="clear" w:color="auto" w:fill="EAF1FD"/>
           </w:tcPr>
           <w:p>
@@ -16404,7 +16585,7 @@
         </w:tc>
         <w:tc>
           <w:tcPr>
-            <w:tcW w:type="dxa" w:w="972"/>
+            <w:tcW w:type="dxa" w:w="855"/>
             <w:shd w:val="clear" w:color="auto" w:fill="EAF1FD"/>
           </w:tcPr>
           <w:p>
@@ -16425,7 +16606,7 @@
         </w:tc>
         <w:tc>
           <w:tcPr>
-            <w:tcW w:type="dxa" w:w="1149"/>
+            <w:tcW w:type="dxa" w:w="922"/>
             <w:shd w:val="clear" w:color="auto" w:fill="EAF1FD"/>
           </w:tcPr>
           <w:p>
@@ -16446,7 +16627,7 @@
         </w:tc>
         <w:tc>
           <w:tcPr>
-            <w:tcW w:type="dxa" w:w="1478"/>
+            <w:tcW w:type="dxa" w:w="2506"/>
             <w:shd w:val="clear" w:color="auto" w:fill="EAF1FD"/>
           </w:tcPr>
           <w:p>
@@ -16467,7 +16648,7 @@
         </w:tc>
         <w:tc>
           <w:tcPr>
-            <w:tcW w:type="dxa" w:w="783"/>
+            <w:tcW w:type="dxa" w:w="680"/>
             <w:shd w:val="clear" w:color="auto" w:fill="EAF1FD"/>
           </w:tcPr>
           <w:p>
@@ -16488,7 +16669,7 @@
         </w:tc>
         <w:tc>
           <w:tcPr>
-            <w:tcW w:type="dxa" w:w="683"/>
+            <w:tcW w:type="dxa" w:w="680"/>
             <w:shd w:val="clear" w:color="auto" w:fill="EAF1FD"/>
           </w:tcPr>
           <w:p>
@@ -16509,7 +16690,7 @@
         </w:tc>
         <w:tc>
           <w:tcPr>
-            <w:tcW w:type="dxa" w:w="972"/>
+            <w:tcW w:type="dxa" w:w="785"/>
             <w:shd w:val="clear" w:color="auto" w:fill="EAF1FD"/>
           </w:tcPr>
           <w:p>
@@ -16532,7 +16713,7 @@
       <w:tr>
         <w:tc>
           <w:tcPr>
-            <w:tcW w:type="dxa" w:w="683"/>
+            <w:tcW w:type="dxa" w:w="785"/>
           </w:tcPr>
           <w:p>
             <w:pPr>
@@ -16551,7 +16732,7 @@
         </w:tc>
         <w:tc>
           <w:tcPr>
-            <w:tcW w:type="dxa" w:w="2352"/>
+            <w:tcW w:type="dxa" w:w="1857"/>
           </w:tcPr>
           <w:p>
             <w:pPr>
@@ -16570,7 +16751,7 @@
         </w:tc>
         <w:tc>
           <w:tcPr>
-            <w:tcW w:type="dxa" w:w="972"/>
+            <w:tcW w:type="dxa" w:w="855"/>
           </w:tcPr>
           <w:p>
             <w:pPr>
@@ -16589,7 +16770,7 @@
         </w:tc>
         <w:tc>
           <w:tcPr>
-            <w:tcW w:type="dxa" w:w="1149"/>
+            <w:tcW w:type="dxa" w:w="922"/>
           </w:tcPr>
           <w:p>
             <w:pPr>
@@ -16602,13 +16783,13 @@
                 <w:b w:val="0"/>
                 <w:sz w:val="17"/>
               </w:rPr>
-              <w:t>4</w:t>
-            </w:r>
-          </w:p>
-        </w:tc>
-        <w:tc>
-          <w:tcPr>
-            <w:tcW w:type="dxa" w:w="1478"/>
+              <w:t>7</w:t>
+            </w:r>
+          </w:p>
+        </w:tc>
+        <w:tc>
+          <w:tcPr>
+            <w:tcW w:type="dxa" w:w="2506"/>
           </w:tcPr>
           <w:p>
             <w:pPr>
@@ -16621,13 +16802,13 @@
                 <w:b w:val="0"/>
                 <w:sz w:val="17"/>
               </w:rPr>
-              <w:t>TC-001~TC-005</w:t>
-            </w:r>
-          </w:p>
-        </w:tc>
-        <w:tc>
-          <w:tcPr>
-            <w:tcW w:type="dxa" w:w="783"/>
+              <w:t>TC-001~TC-005、TC-101~TC-106</w:t>
+            </w:r>
+          </w:p>
+        </w:tc>
+        <w:tc>
+          <w:tcPr>
+            <w:tcW w:type="dxa" w:w="680"/>
           </w:tcPr>
           <w:p>
             <w:pPr>
@@ -16646,7 +16827,7 @@
         </w:tc>
         <w:tc>
           <w:tcPr>
-            <w:tcW w:type="dxa" w:w="683"/>
+            <w:tcW w:type="dxa" w:w="680"/>
           </w:tcPr>
           <w:p>
             <w:pPr>
@@ -16665,7 +16846,7 @@
         </w:tc>
         <w:tc>
           <w:tcPr>
-            <w:tcW w:type="dxa" w:w="972"/>
+            <w:tcW w:type="dxa" w:w="785"/>
           </w:tcPr>
           <w:p>
             <w:pPr>
@@ -16686,7 +16867,7 @@
       <w:tr>
         <w:tc>
           <w:tcPr>
-            <w:tcW w:type="dxa" w:w="683"/>
+            <w:tcW w:type="dxa" w:w="785"/>
           </w:tcPr>
           <w:p>
             <w:pPr>
@@ -16705,7 +16886,7 @@
         </w:tc>
         <w:tc>
           <w:tcPr>
-            <w:tcW w:type="dxa" w:w="2352"/>
+            <w:tcW w:type="dxa" w:w="1857"/>
           </w:tcPr>
           <w:p>
             <w:pPr>
@@ -16724,7 +16905,7 @@
         </w:tc>
         <w:tc>
           <w:tcPr>
-            <w:tcW w:type="dxa" w:w="972"/>
+            <w:tcW w:type="dxa" w:w="855"/>
           </w:tcPr>
           <w:p>
             <w:pPr>
@@ -16743,7 +16924,7 @@
         </w:tc>
         <w:tc>
           <w:tcPr>
-            <w:tcW w:type="dxa" w:w="1149"/>
+            <w:tcW w:type="dxa" w:w="922"/>
           </w:tcPr>
           <w:p>
             <w:pPr>
@@ -16762,7 +16943,7 @@
         </w:tc>
         <w:tc>
           <w:tcPr>
-            <w:tcW w:type="dxa" w:w="1478"/>
+            <w:tcW w:type="dxa" w:w="2506"/>
           </w:tcPr>
           <w:p>
             <w:pPr>
@@ -16781,7 +16962,7 @@
         </w:tc>
         <w:tc>
           <w:tcPr>
-            <w:tcW w:type="dxa" w:w="783"/>
+            <w:tcW w:type="dxa" w:w="680"/>
           </w:tcPr>
           <w:p>
             <w:pPr>
@@ -16800,7 +16981,7 @@
         </w:tc>
         <w:tc>
           <w:tcPr>
-            <w:tcW w:type="dxa" w:w="683"/>
+            <w:tcW w:type="dxa" w:w="680"/>
           </w:tcPr>
           <w:p>
             <w:pPr>
@@ -16819,7 +17000,7 @@
         </w:tc>
         <w:tc>
           <w:tcPr>
-            <w:tcW w:type="dxa" w:w="972"/>
+            <w:tcW w:type="dxa" w:w="785"/>
           </w:tcPr>
           <w:p>
             <w:pPr>
@@ -16840,7 +17021,7 @@
       <w:tr>
         <w:tc>
           <w:tcPr>
-            <w:tcW w:type="dxa" w:w="683"/>
+            <w:tcW w:type="dxa" w:w="785"/>
           </w:tcPr>
           <w:p>
             <w:pPr>
@@ -16859,7 +17040,7 @@
         </w:tc>
         <w:tc>
           <w:tcPr>
-            <w:tcW w:type="dxa" w:w="2352"/>
+            <w:tcW w:type="dxa" w:w="1857"/>
           </w:tcPr>
           <w:p>
             <w:pPr>
@@ -16878,7 +17059,7 @@
         </w:tc>
         <w:tc>
           <w:tcPr>
-            <w:tcW w:type="dxa" w:w="972"/>
+            <w:tcW w:type="dxa" w:w="855"/>
           </w:tcPr>
           <w:p>
             <w:pPr>
@@ -16897,7 +17078,7 @@
         </w:tc>
         <w:tc>
           <w:tcPr>
-            <w:tcW w:type="dxa" w:w="1149"/>
+            <w:tcW w:type="dxa" w:w="922"/>
           </w:tcPr>
           <w:p>
             <w:pPr>
@@ -16916,7 +17097,7 @@
         </w:tc>
         <w:tc>
           <w:tcPr>
-            <w:tcW w:type="dxa" w:w="1478"/>
+            <w:tcW w:type="dxa" w:w="2506"/>
           </w:tcPr>
           <w:p>
             <w:pPr>
@@ -16935,7 +17116,7 @@
         </w:tc>
         <w:tc>
           <w:tcPr>
-            <w:tcW w:type="dxa" w:w="783"/>
+            <w:tcW w:type="dxa" w:w="680"/>
           </w:tcPr>
           <w:p>
             <w:pPr>
@@ -16954,7 +17135,7 @@
         </w:tc>
         <w:tc>
           <w:tcPr>
-            <w:tcW w:type="dxa" w:w="683"/>
+            <w:tcW w:type="dxa" w:w="680"/>
           </w:tcPr>
           <w:p>
             <w:pPr>
@@ -16973,7 +17154,7 @@
         </w:tc>
         <w:tc>
           <w:tcPr>
-            <w:tcW w:type="dxa" w:w="972"/>
+            <w:tcW w:type="dxa" w:w="785"/>
           </w:tcPr>
           <w:p>
             <w:pPr>
@@ -16994,7 +17175,7 @@
       <w:tr>
         <w:tc>
           <w:tcPr>
-            <w:tcW w:type="dxa" w:w="683"/>
+            <w:tcW w:type="dxa" w:w="785"/>
           </w:tcPr>
           <w:p>
             <w:pPr>
@@ -17013,7 +17194,7 @@
         </w:tc>
         <w:tc>
           <w:tcPr>
-            <w:tcW w:type="dxa" w:w="2352"/>
+            <w:tcW w:type="dxa" w:w="1857"/>
           </w:tcPr>
           <w:p>
             <w:pPr>
@@ -17032,7 +17213,7 @@
         </w:tc>
         <w:tc>
           <w:tcPr>
-            <w:tcW w:type="dxa" w:w="972"/>
+            <w:tcW w:type="dxa" w:w="855"/>
           </w:tcPr>
           <w:p>
             <w:pPr>
@@ -17051,7 +17232,7 @@
         </w:tc>
         <w:tc>
           <w:tcPr>
-            <w:tcW w:type="dxa" w:w="1149"/>
+            <w:tcW w:type="dxa" w:w="922"/>
           </w:tcPr>
           <w:p>
             <w:pPr>
@@ -17070,7 +17251,7 @@
         </w:tc>
         <w:tc>
           <w:tcPr>
-            <w:tcW w:type="dxa" w:w="1478"/>
+            <w:tcW w:type="dxa" w:w="2506"/>
           </w:tcPr>
           <w:p>
             <w:pPr>
@@ -17089,7 +17270,7 @@
         </w:tc>
         <w:tc>
           <w:tcPr>
-            <w:tcW w:type="dxa" w:w="783"/>
+            <w:tcW w:type="dxa" w:w="680"/>
           </w:tcPr>
           <w:p>
             <w:pPr>
@@ -17108,7 +17289,7 @@
         </w:tc>
         <w:tc>
           <w:tcPr>
-            <w:tcW w:type="dxa" w:w="683"/>
+            <w:tcW w:type="dxa" w:w="680"/>
           </w:tcPr>
           <w:p>
             <w:pPr>
@@ -17127,7 +17308,7 @@
         </w:tc>
         <w:tc>
           <w:tcPr>
-            <w:tcW w:type="dxa" w:w="972"/>
+            <w:tcW w:type="dxa" w:w="785"/>
           </w:tcPr>
           <w:p>
             <w:pPr>
@@ -17148,7 +17329,7 @@
       <w:tr>
         <w:tc>
           <w:tcPr>
-            <w:tcW w:type="dxa" w:w="683"/>
+            <w:tcW w:type="dxa" w:w="785"/>
           </w:tcPr>
           <w:p>
             <w:pPr>
@@ -17167,7 +17348,7 @@
         </w:tc>
         <w:tc>
           <w:tcPr>
-            <w:tcW w:type="dxa" w:w="2352"/>
+            <w:tcW w:type="dxa" w:w="1857"/>
           </w:tcPr>
           <w:p>
             <w:pPr>
@@ -17186,7 +17367,7 @@
         </w:tc>
         <w:tc>
           <w:tcPr>
-            <w:tcW w:type="dxa" w:w="972"/>
+            <w:tcW w:type="dxa" w:w="855"/>
           </w:tcPr>
           <w:p>
             <w:pPr>
@@ -17205,7 +17386,7 @@
         </w:tc>
         <w:tc>
           <w:tcPr>
-            <w:tcW w:type="dxa" w:w="1149"/>
+            <w:tcW w:type="dxa" w:w="922"/>
           </w:tcPr>
           <w:p>
             <w:pPr>
@@ -17224,7 +17405,7 @@
         </w:tc>
         <w:tc>
           <w:tcPr>
-            <w:tcW w:type="dxa" w:w="1478"/>
+            <w:tcW w:type="dxa" w:w="2506"/>
           </w:tcPr>
           <w:p>
             <w:pPr>
@@ -17243,7 +17424,7 @@
         </w:tc>
         <w:tc>
           <w:tcPr>
-            <w:tcW w:type="dxa" w:w="783"/>
+            <w:tcW w:type="dxa" w:w="680"/>
           </w:tcPr>
           <w:p>
             <w:pPr>
@@ -17262,7 +17443,7 @@
         </w:tc>
         <w:tc>
           <w:tcPr>
-            <w:tcW w:type="dxa" w:w="683"/>
+            <w:tcW w:type="dxa" w:w="680"/>
           </w:tcPr>
           <w:p>
             <w:pPr>
@@ -17281,7 +17462,7 @@
         </w:tc>
         <w:tc>
           <w:tcPr>
-            <w:tcW w:type="dxa" w:w="972"/>
+            <w:tcW w:type="dxa" w:w="785"/>
           </w:tcPr>
           <w:p>
             <w:pPr>
@@ -17302,7 +17483,7 @@
       <w:tr>
         <w:tc>
           <w:tcPr>
-            <w:tcW w:type="dxa" w:w="683"/>
+            <w:tcW w:type="dxa" w:w="785"/>
           </w:tcPr>
           <w:p>
             <w:pPr>
@@ -17321,7 +17502,7 @@
         </w:tc>
         <w:tc>
           <w:tcPr>
-            <w:tcW w:type="dxa" w:w="2352"/>
+            <w:tcW w:type="dxa" w:w="1857"/>
           </w:tcPr>
           <w:p>
             <w:pPr>
@@ -17340,7 +17521,7 @@
         </w:tc>
         <w:tc>
           <w:tcPr>
-            <w:tcW w:type="dxa" w:w="972"/>
+            <w:tcW w:type="dxa" w:w="855"/>
           </w:tcPr>
           <w:p>
             <w:pPr>
@@ -17359,7 +17540,7 @@
         </w:tc>
         <w:tc>
           <w:tcPr>
-            <w:tcW w:type="dxa" w:w="1149"/>
+            <w:tcW w:type="dxa" w:w="922"/>
           </w:tcPr>
           <w:p>
             <w:pPr>
@@ -17378,7 +17559,7 @@
         </w:tc>
         <w:tc>
           <w:tcPr>
-            <w:tcW w:type="dxa" w:w="1478"/>
+            <w:tcW w:type="dxa" w:w="2506"/>
           </w:tcPr>
           <w:p>
             <w:pPr>
@@ -17397,7 +17578,7 @@
         </w:tc>
         <w:tc>
           <w:tcPr>
-            <w:tcW w:type="dxa" w:w="783"/>
+            <w:tcW w:type="dxa" w:w="680"/>
           </w:tcPr>
           <w:p>
             <w:pPr>
@@ -17416,7 +17597,7 @@
         </w:tc>
         <w:tc>
           <w:tcPr>
-            <w:tcW w:type="dxa" w:w="683"/>
+            <w:tcW w:type="dxa" w:w="680"/>
           </w:tcPr>
           <w:p>
             <w:pPr>
@@ -17435,7 +17616,7 @@
         </w:tc>
         <w:tc>
           <w:tcPr>
-            <w:tcW w:type="dxa" w:w="972"/>
+            <w:tcW w:type="dxa" w:w="785"/>
           </w:tcPr>
           <w:p>
             <w:pPr>
@@ -17456,7 +17637,7 @@
       <w:tr>
         <w:tc>
           <w:tcPr>
-            <w:tcW w:type="dxa" w:w="683"/>
+            <w:tcW w:type="dxa" w:w="785"/>
           </w:tcPr>
           <w:p>
             <w:pPr>
@@ -17475,7 +17656,7 @@
         </w:tc>
         <w:tc>
           <w:tcPr>
-            <w:tcW w:type="dxa" w:w="2352"/>
+            <w:tcW w:type="dxa" w:w="1857"/>
           </w:tcPr>
           <w:p>
             <w:pPr>
@@ -17494,7 +17675,7 @@
         </w:tc>
         <w:tc>
           <w:tcPr>
-            <w:tcW w:type="dxa" w:w="972"/>
+            <w:tcW w:type="dxa" w:w="855"/>
           </w:tcPr>
           <w:p>
             <w:pPr>
@@ -17513,7 +17694,7 @@
         </w:tc>
         <w:tc>
           <w:tcPr>
-            <w:tcW w:type="dxa" w:w="1149"/>
+            <w:tcW w:type="dxa" w:w="922"/>
           </w:tcPr>
           <w:p>
             <w:pPr>
@@ -17532,7 +17713,7 @@
         </w:tc>
         <w:tc>
           <w:tcPr>
-            <w:tcW w:type="dxa" w:w="1478"/>
+            <w:tcW w:type="dxa" w:w="2506"/>
           </w:tcPr>
           <w:p>
             <w:pPr>
@@ -17551,7 +17732,7 @@
         </w:tc>
         <w:tc>
           <w:tcPr>
-            <w:tcW w:type="dxa" w:w="783"/>
+            <w:tcW w:type="dxa" w:w="680"/>
           </w:tcPr>
           <w:p>
             <w:pPr>
@@ -17570,7 +17751,7 @@
         </w:tc>
         <w:tc>
           <w:tcPr>
-            <w:tcW w:type="dxa" w:w="683"/>
+            <w:tcW w:type="dxa" w:w="680"/>
           </w:tcPr>
           <w:p>
             <w:pPr>
@@ -17589,7 +17770,7 @@
         </w:tc>
         <w:tc>
           <w:tcPr>
-            <w:tcW w:type="dxa" w:w="972"/>
+            <w:tcW w:type="dxa" w:w="785"/>
           </w:tcPr>
           <w:p>
             <w:pPr>
@@ -17610,7 +17791,7 @@
       <w:tr>
         <w:tc>
           <w:tcPr>
-            <w:tcW w:type="dxa" w:w="683"/>
+            <w:tcW w:type="dxa" w:w="785"/>
           </w:tcPr>
           <w:p>
             <w:pPr>
@@ -17629,7 +17810,7 @@
         </w:tc>
         <w:tc>
           <w:tcPr>
-            <w:tcW w:type="dxa" w:w="2352"/>
+            <w:tcW w:type="dxa" w:w="1857"/>
           </w:tcPr>
           <w:p>
             <w:pPr>
@@ -17648,7 +17829,7 @@
         </w:tc>
         <w:tc>
           <w:tcPr>
-            <w:tcW w:type="dxa" w:w="972"/>
+            <w:tcW w:type="dxa" w:w="855"/>
           </w:tcPr>
           <w:p>
             <w:pPr>
@@ -17667,7 +17848,7 @@
         </w:tc>
         <w:tc>
           <w:tcPr>
-            <w:tcW w:type="dxa" w:w="1149"/>
+            <w:tcW w:type="dxa" w:w="922"/>
           </w:tcPr>
           <w:p>
             <w:pPr>
@@ -17686,7 +17867,7 @@
         </w:tc>
         <w:tc>
           <w:tcPr>
-            <w:tcW w:type="dxa" w:w="1478"/>
+            <w:tcW w:type="dxa" w:w="2506"/>
           </w:tcPr>
           <w:p>
             <w:pPr>
@@ -17705,7 +17886,7 @@
         </w:tc>
         <w:tc>
           <w:tcPr>
-            <w:tcW w:type="dxa" w:w="783"/>
+            <w:tcW w:type="dxa" w:w="680"/>
           </w:tcPr>
           <w:p>
             <w:pPr>
@@ -17724,7 +17905,7 @@
         </w:tc>
         <w:tc>
           <w:tcPr>
-            <w:tcW w:type="dxa" w:w="683"/>
+            <w:tcW w:type="dxa" w:w="680"/>
           </w:tcPr>
           <w:p>
             <w:pPr>
@@ -17743,7 +17924,7 @@
         </w:tc>
         <w:tc>
           <w:tcPr>
-            <w:tcW w:type="dxa" w:w="972"/>
+            <w:tcW w:type="dxa" w:w="785"/>
           </w:tcPr>
           <w:p>
             <w:pPr>
@@ -17764,7 +17945,7 @@
       <w:tr>
         <w:tc>
           <w:tcPr>
-            <w:tcW w:type="dxa" w:w="683"/>
+            <w:tcW w:type="dxa" w:w="785"/>
           </w:tcPr>
           <w:p>
             <w:pPr>
@@ -17783,7 +17964,7 @@
         </w:tc>
         <w:tc>
           <w:tcPr>
-            <w:tcW w:type="dxa" w:w="2352"/>
+            <w:tcW w:type="dxa" w:w="1857"/>
           </w:tcPr>
           <w:p>
             <w:pPr>
@@ -17802,7 +17983,7 @@
         </w:tc>
         <w:tc>
           <w:tcPr>
-            <w:tcW w:type="dxa" w:w="972"/>
+            <w:tcW w:type="dxa" w:w="855"/>
           </w:tcPr>
           <w:p>
             <w:pPr>
@@ -17821,7 +18002,7 @@
         </w:tc>
         <w:tc>
           <w:tcPr>
-            <w:tcW w:type="dxa" w:w="1149"/>
+            <w:tcW w:type="dxa" w:w="922"/>
           </w:tcPr>
           <w:p>
             <w:pPr>
@@ -17840,7 +18021,7 @@
         </w:tc>
         <w:tc>
           <w:tcPr>
-            <w:tcW w:type="dxa" w:w="1478"/>
+            <w:tcW w:type="dxa" w:w="2506"/>
           </w:tcPr>
           <w:p>
             <w:pPr>
@@ -17859,7 +18040,7 @@
         </w:tc>
         <w:tc>
           <w:tcPr>
-            <w:tcW w:type="dxa" w:w="783"/>
+            <w:tcW w:type="dxa" w:w="680"/>
           </w:tcPr>
           <w:p>
             <w:pPr>
@@ -17878,7 +18059,7 @@
         </w:tc>
         <w:tc>
           <w:tcPr>
-            <w:tcW w:type="dxa" w:w="683"/>
+            <w:tcW w:type="dxa" w:w="680"/>
           </w:tcPr>
           <w:p>
             <w:pPr>
@@ -17897,7 +18078,7 @@
         </w:tc>
         <w:tc>
           <w:tcPr>
-            <w:tcW w:type="dxa" w:w="972"/>
+            <w:tcW w:type="dxa" w:w="785"/>
           </w:tcPr>
           <w:p>
             <w:pPr>
@@ -17918,7 +18099,7 @@
       <w:tr>
         <w:tc>
           <w:tcPr>
-            <w:tcW w:type="dxa" w:w="683"/>
+            <w:tcW w:type="dxa" w:w="785"/>
           </w:tcPr>
           <w:p>
             <w:pPr>
@@ -17937,7 +18118,7 @@
         </w:tc>
         <w:tc>
           <w:tcPr>
-            <w:tcW w:type="dxa" w:w="2352"/>
+            <w:tcW w:type="dxa" w:w="1857"/>
           </w:tcPr>
           <w:p>
             <w:pPr>
@@ -17956,7 +18137,7 @@
         </w:tc>
         <w:tc>
           <w:tcPr>
-            <w:tcW w:type="dxa" w:w="972"/>
+            <w:tcW w:type="dxa" w:w="855"/>
           </w:tcPr>
           <w:p>
             <w:pPr>
@@ -17975,7 +18156,7 @@
         </w:tc>
         <w:tc>
           <w:tcPr>
-            <w:tcW w:type="dxa" w:w="1149"/>
+            <w:tcW w:type="dxa" w:w="922"/>
           </w:tcPr>
           <w:p>
             <w:pPr>
@@ -17994,7 +18175,7 @@
         </w:tc>
         <w:tc>
           <w:tcPr>
-            <w:tcW w:type="dxa" w:w="1478"/>
+            <w:tcW w:type="dxa" w:w="2506"/>
           </w:tcPr>
           <w:p>
             <w:pPr>
@@ -18013,7 +18194,7 @@
         </w:tc>
         <w:tc>
           <w:tcPr>
-            <w:tcW w:type="dxa" w:w="783"/>
+            <w:tcW w:type="dxa" w:w="680"/>
           </w:tcPr>
           <w:p>
             <w:pPr>
@@ -18032,7 +18213,7 @@
         </w:tc>
         <w:tc>
           <w:tcPr>
-            <w:tcW w:type="dxa" w:w="683"/>
+            <w:tcW w:type="dxa" w:w="680"/>
           </w:tcPr>
           <w:p>
             <w:pPr>
@@ -18051,7 +18232,7 @@
         </w:tc>
         <w:tc>
           <w:tcPr>
-            <w:tcW w:type="dxa" w:w="972"/>
+            <w:tcW w:type="dxa" w:w="785"/>
           </w:tcPr>
           <w:p>
             <w:pPr>
@@ -18072,7 +18253,7 @@
       <w:tr>
         <w:tc>
           <w:tcPr>
-            <w:tcW w:type="dxa" w:w="683"/>
+            <w:tcW w:type="dxa" w:w="785"/>
           </w:tcPr>
           <w:p>
             <w:pPr>
@@ -18091,7 +18272,7 @@
         </w:tc>
         <w:tc>
           <w:tcPr>
-            <w:tcW w:type="dxa" w:w="2352"/>
+            <w:tcW w:type="dxa" w:w="1857"/>
           </w:tcPr>
           <w:p>
             <w:pPr>
@@ -18110,7 +18291,7 @@
         </w:tc>
         <w:tc>
           <w:tcPr>
-            <w:tcW w:type="dxa" w:w="972"/>
+            <w:tcW w:type="dxa" w:w="855"/>
           </w:tcPr>
           <w:p>
             <w:pPr>
@@ -18129,7 +18310,7 @@
         </w:tc>
         <w:tc>
           <w:tcPr>
-            <w:tcW w:type="dxa" w:w="1149"/>
+            <w:tcW w:type="dxa" w:w="922"/>
           </w:tcPr>
           <w:p>
             <w:pPr>
@@ -18148,7 +18329,7 @@
         </w:tc>
         <w:tc>
           <w:tcPr>
-            <w:tcW w:type="dxa" w:w="1478"/>
+            <w:tcW w:type="dxa" w:w="2506"/>
           </w:tcPr>
           <w:p>
             <w:pPr>
@@ -18167,7 +18348,7 @@
         </w:tc>
         <w:tc>
           <w:tcPr>
-            <w:tcW w:type="dxa" w:w="783"/>
+            <w:tcW w:type="dxa" w:w="680"/>
           </w:tcPr>
           <w:p>
             <w:pPr>
@@ -18186,7 +18367,7 @@
         </w:tc>
         <w:tc>
           <w:tcPr>
-            <w:tcW w:type="dxa" w:w="683"/>
+            <w:tcW w:type="dxa" w:w="680"/>
           </w:tcPr>
           <w:p>
             <w:pPr>
@@ -18205,7 +18386,7 @@
         </w:tc>
         <w:tc>
           <w:tcPr>
-            <w:tcW w:type="dxa" w:w="972"/>
+            <w:tcW w:type="dxa" w:w="785"/>
           </w:tcPr>
           <w:p>
             <w:pPr>
@@ -18226,7 +18407,7 @@
       <w:tr>
         <w:tc>
           <w:tcPr>
-            <w:tcW w:type="dxa" w:w="683"/>
+            <w:tcW w:type="dxa" w:w="785"/>
           </w:tcPr>
           <w:p>
             <w:pPr>
@@ -18245,7 +18426,7 @@
         </w:tc>
         <w:tc>
           <w:tcPr>
-            <w:tcW w:type="dxa" w:w="2352"/>
+            <w:tcW w:type="dxa" w:w="1857"/>
           </w:tcPr>
           <w:p>
             <w:pPr>
@@ -18264,7 +18445,7 @@
         </w:tc>
         <w:tc>
           <w:tcPr>
-            <w:tcW w:type="dxa" w:w="972"/>
+            <w:tcW w:type="dxa" w:w="855"/>
           </w:tcPr>
           <w:p>
             <w:pPr>
@@ -18283,7 +18464,7 @@
         </w:tc>
         <w:tc>
           <w:tcPr>
-            <w:tcW w:type="dxa" w:w="1149"/>
+            <w:tcW w:type="dxa" w:w="922"/>
           </w:tcPr>
           <w:p>
             <w:pPr>
@@ -18302,7 +18483,7 @@
         </w:tc>
         <w:tc>
           <w:tcPr>
-            <w:tcW w:type="dxa" w:w="1478"/>
+            <w:tcW w:type="dxa" w:w="2506"/>
           </w:tcPr>
           <w:p>
             <w:pPr>
@@ -18321,7 +18502,7 @@
         </w:tc>
         <w:tc>
           <w:tcPr>
-            <w:tcW w:type="dxa" w:w="783"/>
+            <w:tcW w:type="dxa" w:w="680"/>
           </w:tcPr>
           <w:p>
             <w:pPr>
@@ -18340,7 +18521,7 @@
         </w:tc>
         <w:tc>
           <w:tcPr>
-            <w:tcW w:type="dxa" w:w="683"/>
+            <w:tcW w:type="dxa" w:w="680"/>
           </w:tcPr>
           <w:p>
             <w:pPr>
@@ -18359,7 +18540,7 @@
         </w:tc>
         <w:tc>
           <w:tcPr>
-            <w:tcW w:type="dxa" w:w="972"/>
+            <w:tcW w:type="dxa" w:w="785"/>
           </w:tcPr>
           <w:p>
             <w:pPr>
@@ -18380,7 +18561,7 @@
       <w:tr>
         <w:tc>
           <w:tcPr>
-            <w:tcW w:type="dxa" w:w="683"/>
+            <w:tcW w:type="dxa" w:w="785"/>
           </w:tcPr>
           <w:p>
             <w:pPr>
@@ -18399,7 +18580,7 @@
         </w:tc>
         <w:tc>
           <w:tcPr>
-            <w:tcW w:type="dxa" w:w="2352"/>
+            <w:tcW w:type="dxa" w:w="1857"/>
           </w:tcPr>
           <w:p>
             <w:pPr>
@@ -18418,7 +18599,7 @@
         </w:tc>
         <w:tc>
           <w:tcPr>
-            <w:tcW w:type="dxa" w:w="972"/>
+            <w:tcW w:type="dxa" w:w="855"/>
           </w:tcPr>
           <w:p>
             <w:pPr>
@@ -18437,7 +18618,7 @@
         </w:tc>
         <w:tc>
           <w:tcPr>
-            <w:tcW w:type="dxa" w:w="1149"/>
+            <w:tcW w:type="dxa" w:w="922"/>
           </w:tcPr>
           <w:p>
             <w:pPr>
@@ -18456,7 +18637,7 @@
         </w:tc>
         <w:tc>
           <w:tcPr>
-            <w:tcW w:type="dxa" w:w="1478"/>
+            <w:tcW w:type="dxa" w:w="2506"/>
           </w:tcPr>
           <w:p>
             <w:pPr>
@@ -18475,7 +18656,7 @@
         </w:tc>
         <w:tc>
           <w:tcPr>
-            <w:tcW w:type="dxa" w:w="783"/>
+            <w:tcW w:type="dxa" w:w="680"/>
           </w:tcPr>
           <w:p>
             <w:pPr>
@@ -18494,7 +18675,7 @@
         </w:tc>
         <w:tc>
           <w:tcPr>
-            <w:tcW w:type="dxa" w:w="683"/>
+            <w:tcW w:type="dxa" w:w="680"/>
           </w:tcPr>
           <w:p>
             <w:pPr>
@@ -18513,7 +18694,7 @@
         </w:tc>
         <w:tc>
           <w:tcPr>
-            <w:tcW w:type="dxa" w:w="972"/>
+            <w:tcW w:type="dxa" w:w="785"/>
           </w:tcPr>
           <w:p>
             <w:pPr>
@@ -18534,7 +18715,7 @@
       <w:tr>
         <w:tc>
           <w:tcPr>
-            <w:tcW w:type="dxa" w:w="683"/>
+            <w:tcW w:type="dxa" w:w="785"/>
           </w:tcPr>
           <w:p>
             <w:pPr>
@@ -18553,7 +18734,7 @@
         </w:tc>
         <w:tc>
           <w:tcPr>
-            <w:tcW w:type="dxa" w:w="2352"/>
+            <w:tcW w:type="dxa" w:w="1857"/>
           </w:tcPr>
           <w:p>
             <w:pPr>
@@ -18572,7 +18753,7 @@
         </w:tc>
         <w:tc>
           <w:tcPr>
-            <w:tcW w:type="dxa" w:w="972"/>
+            <w:tcW w:type="dxa" w:w="855"/>
           </w:tcPr>
           <w:p>
             <w:pPr>
@@ -18591,7 +18772,7 @@
         </w:tc>
         <w:tc>
           <w:tcPr>
-            <w:tcW w:type="dxa" w:w="1149"/>
+            <w:tcW w:type="dxa" w:w="922"/>
           </w:tcPr>
           <w:p>
             <w:pPr>
@@ -18610,7 +18791,7 @@
         </w:tc>
         <w:tc>
           <w:tcPr>
-            <w:tcW w:type="dxa" w:w="1478"/>
+            <w:tcW w:type="dxa" w:w="2506"/>
           </w:tcPr>
           <w:p>
             <w:pPr>
@@ -18629,7 +18810,7 @@
         </w:tc>
         <w:tc>
           <w:tcPr>
-            <w:tcW w:type="dxa" w:w="783"/>
+            <w:tcW w:type="dxa" w:w="680"/>
           </w:tcPr>
           <w:p>
             <w:pPr>
@@ -18648,7 +18829,7 @@
         </w:tc>
         <w:tc>
           <w:tcPr>
-            <w:tcW w:type="dxa" w:w="683"/>
+            <w:tcW w:type="dxa" w:w="680"/>
           </w:tcPr>
           <w:p>
             <w:pPr>
@@ -18667,7 +18848,7 @@
         </w:tc>
         <w:tc>
           <w:tcPr>
-            <w:tcW w:type="dxa" w:w="972"/>
+            <w:tcW w:type="dxa" w:w="785"/>
           </w:tcPr>
           <w:p>
             <w:pPr>
@@ -18688,7 +18869,7 @@
       <w:tr>
         <w:tc>
           <w:tcPr>
-            <w:tcW w:type="dxa" w:w="683"/>
+            <w:tcW w:type="dxa" w:w="785"/>
           </w:tcPr>
           <w:p>
             <w:pPr>
@@ -18707,7 +18888,7 @@
         </w:tc>
         <w:tc>
           <w:tcPr>
-            <w:tcW w:type="dxa" w:w="2352"/>
+            <w:tcW w:type="dxa" w:w="1857"/>
           </w:tcPr>
           <w:p>
             <w:pPr>
@@ -18726,7 +18907,7 @@
         </w:tc>
         <w:tc>
           <w:tcPr>
-            <w:tcW w:type="dxa" w:w="972"/>
+            <w:tcW w:type="dxa" w:w="855"/>
           </w:tcPr>
           <w:p>
             <w:pPr>
@@ -18745,7 +18926,7 @@
         </w:tc>
         <w:tc>
           <w:tcPr>
-            <w:tcW w:type="dxa" w:w="1149"/>
+            <w:tcW w:type="dxa" w:w="922"/>
           </w:tcPr>
           <w:p>
             <w:pPr>
@@ -18764,7 +18945,7 @@
         </w:tc>
         <w:tc>
           <w:tcPr>
-            <w:tcW w:type="dxa" w:w="1478"/>
+            <w:tcW w:type="dxa" w:w="2506"/>
           </w:tcPr>
           <w:p>
             <w:pPr>
@@ -18783,7 +18964,7 @@
         </w:tc>
         <w:tc>
           <w:tcPr>
-            <w:tcW w:type="dxa" w:w="783"/>
+            <w:tcW w:type="dxa" w:w="680"/>
           </w:tcPr>
           <w:p>
             <w:pPr>
@@ -18802,7 +18983,7 @@
         </w:tc>
         <w:tc>
           <w:tcPr>
-            <w:tcW w:type="dxa" w:w="683"/>
+            <w:tcW w:type="dxa" w:w="680"/>
           </w:tcPr>
           <w:p>
             <w:pPr>
@@ -18821,7 +19002,7 @@
         </w:tc>
         <w:tc>
           <w:tcPr>
-            <w:tcW w:type="dxa" w:w="972"/>
+            <w:tcW w:type="dxa" w:w="785"/>
           </w:tcPr>
           <w:p>
             <w:pPr>
@@ -18842,7 +19023,7 @@
       <w:tr>
         <w:tc>
           <w:tcPr>
-            <w:tcW w:type="dxa" w:w="683"/>
+            <w:tcW w:type="dxa" w:w="785"/>
           </w:tcPr>
           <w:p>
             <w:pPr>
@@ -18861,7 +19042,7 @@
         </w:tc>
         <w:tc>
           <w:tcPr>
-            <w:tcW w:type="dxa" w:w="2352"/>
+            <w:tcW w:type="dxa" w:w="1857"/>
           </w:tcPr>
           <w:p>
             <w:pPr>
@@ -18880,7 +19061,7 @@
         </w:tc>
         <w:tc>
           <w:tcPr>
-            <w:tcW w:type="dxa" w:w="972"/>
+            <w:tcW w:type="dxa" w:w="855"/>
           </w:tcPr>
           <w:p>
             <w:pPr>
@@ -18899,7 +19080,7 @@
         </w:tc>
         <w:tc>
           <w:tcPr>
-            <w:tcW w:type="dxa" w:w="1149"/>
+            <w:tcW w:type="dxa" w:w="922"/>
           </w:tcPr>
           <w:p>
             <w:pPr>
@@ -18918,7 +19099,7 @@
         </w:tc>
         <w:tc>
           <w:tcPr>
-            <w:tcW w:type="dxa" w:w="1478"/>
+            <w:tcW w:type="dxa" w:w="2506"/>
           </w:tcPr>
           <w:p>
             <w:pPr>
@@ -18937,7 +19118,7 @@
         </w:tc>
         <w:tc>
           <w:tcPr>
-            <w:tcW w:type="dxa" w:w="783"/>
+            <w:tcW w:type="dxa" w:w="680"/>
           </w:tcPr>
           <w:p>
             <w:pPr>
@@ -18956,7 +19137,7 @@
         </w:tc>
         <w:tc>
           <w:tcPr>
-            <w:tcW w:type="dxa" w:w="683"/>
+            <w:tcW w:type="dxa" w:w="680"/>
           </w:tcPr>
           <w:p>
             <w:pPr>
@@ -18975,7 +19156,7 @@
         </w:tc>
         <w:tc>
           <w:tcPr>
-            <w:tcW w:type="dxa" w:w="972"/>
+            <w:tcW w:type="dxa" w:w="785"/>
           </w:tcPr>
           <w:p>
             <w:pPr>
@@ -18996,7 +19177,7 @@
       <w:tr>
         <w:tc>
           <w:tcPr>
-            <w:tcW w:type="dxa" w:w="683"/>
+            <w:tcW w:type="dxa" w:w="785"/>
           </w:tcPr>
           <w:p>
             <w:pPr>
@@ -19015,7 +19196,7 @@
         </w:tc>
         <w:tc>
           <w:tcPr>
-            <w:tcW w:type="dxa" w:w="2352"/>
+            <w:tcW w:type="dxa" w:w="1857"/>
           </w:tcPr>
           <w:p>
             <w:pPr>
@@ -19034,7 +19215,7 @@
         </w:tc>
         <w:tc>
           <w:tcPr>
-            <w:tcW w:type="dxa" w:w="972"/>
+            <w:tcW w:type="dxa" w:w="855"/>
           </w:tcPr>
           <w:p>
             <w:pPr>
@@ -19053,7 +19234,7 @@
         </w:tc>
         <w:tc>
           <w:tcPr>
-            <w:tcW w:type="dxa" w:w="1149"/>
+            <w:tcW w:type="dxa" w:w="922"/>
           </w:tcPr>
           <w:p>
             <w:pPr>
@@ -19072,7 +19253,7 @@
         </w:tc>
         <w:tc>
           <w:tcPr>
-            <w:tcW w:type="dxa" w:w="1478"/>
+            <w:tcW w:type="dxa" w:w="2506"/>
           </w:tcPr>
           <w:p>
             <w:pPr>
@@ -19091,7 +19272,7 @@
         </w:tc>
         <w:tc>
           <w:tcPr>
-            <w:tcW w:type="dxa" w:w="783"/>
+            <w:tcW w:type="dxa" w:w="680"/>
           </w:tcPr>
           <w:p>
             <w:pPr>
@@ -19110,7 +19291,7 @@
         </w:tc>
         <w:tc>
           <w:tcPr>
-            <w:tcW w:type="dxa" w:w="683"/>
+            <w:tcW w:type="dxa" w:w="680"/>
           </w:tcPr>
           <w:p>
             <w:pPr>
@@ -19129,7 +19310,7 @@
         </w:tc>
         <w:tc>
           <w:tcPr>
-            <w:tcW w:type="dxa" w:w="972"/>
+            <w:tcW w:type="dxa" w:w="785"/>
           </w:tcPr>
           <w:p>
             <w:pPr>
@@ -19150,7 +19331,7 @@
       <w:tr>
         <w:tc>
           <w:tcPr>
-            <w:tcW w:type="dxa" w:w="683"/>
+            <w:tcW w:type="dxa" w:w="785"/>
           </w:tcPr>
           <w:p>
             <w:pPr>
@@ -19169,7 +19350,7 @@
         </w:tc>
         <w:tc>
           <w:tcPr>
-            <w:tcW w:type="dxa" w:w="2352"/>
+            <w:tcW w:type="dxa" w:w="1857"/>
           </w:tcPr>
           <w:p>
             <w:pPr>
@@ -19188,7 +19369,7 @@
         </w:tc>
         <w:tc>
           <w:tcPr>
-            <w:tcW w:type="dxa" w:w="972"/>
+            <w:tcW w:type="dxa" w:w="855"/>
           </w:tcPr>
           <w:p>
             <w:pPr>
@@ -19207,7 +19388,7 @@
         </w:tc>
         <w:tc>
           <w:tcPr>
-            <w:tcW w:type="dxa" w:w="1149"/>
+            <w:tcW w:type="dxa" w:w="922"/>
           </w:tcPr>
           <w:p>
             <w:pPr>
@@ -19226,7 +19407,7 @@
         </w:tc>
         <w:tc>
           <w:tcPr>
-            <w:tcW w:type="dxa" w:w="1478"/>
+            <w:tcW w:type="dxa" w:w="2506"/>
           </w:tcPr>
           <w:p>
             <w:pPr>
@@ -19245,7 +19426,7 @@
         </w:tc>
         <w:tc>
           <w:tcPr>
-            <w:tcW w:type="dxa" w:w="783"/>
+            <w:tcW w:type="dxa" w:w="680"/>
           </w:tcPr>
           <w:p>
             <w:pPr>
@@ -19264,7 +19445,7 @@
         </w:tc>
         <w:tc>
           <w:tcPr>
-            <w:tcW w:type="dxa" w:w="683"/>
+            <w:tcW w:type="dxa" w:w="680"/>
           </w:tcPr>
           <w:p>
             <w:pPr>
@@ -19283,7 +19464,7 @@
         </w:tc>
         <w:tc>
           <w:tcPr>
-            <w:tcW w:type="dxa" w:w="972"/>
+            <w:tcW w:type="dxa" w:w="785"/>
           </w:tcPr>
           <w:p>
             <w:pPr>
@@ -19304,7 +19485,7 @@
       <w:tr>
         <w:tc>
           <w:tcPr>
-            <w:tcW w:type="dxa" w:w="683"/>
+            <w:tcW w:type="dxa" w:w="785"/>
           </w:tcPr>
           <w:p>
             <w:pPr>
@@ -19323,7 +19504,7 @@
         </w:tc>
         <w:tc>
           <w:tcPr>
-            <w:tcW w:type="dxa" w:w="2352"/>
+            <w:tcW w:type="dxa" w:w="1857"/>
           </w:tcPr>
           <w:p>
             <w:pPr>
@@ -19342,7 +19523,7 @@
         </w:tc>
         <w:tc>
           <w:tcPr>
-            <w:tcW w:type="dxa" w:w="972"/>
+            <w:tcW w:type="dxa" w:w="855"/>
           </w:tcPr>
           <w:p>
             <w:pPr>
@@ -19361,7 +19542,7 @@
         </w:tc>
         <w:tc>
           <w:tcPr>
-            <w:tcW w:type="dxa" w:w="1149"/>
+            <w:tcW w:type="dxa" w:w="922"/>
           </w:tcPr>
           <w:p>
             <w:pPr>
@@ -19380,7 +19561,7 @@
         </w:tc>
         <w:tc>
           <w:tcPr>
-            <w:tcW w:type="dxa" w:w="1478"/>
+            <w:tcW w:type="dxa" w:w="2506"/>
           </w:tcPr>
           <w:p>
             <w:pPr>
@@ -19399,7 +19580,7 @@
         </w:tc>
         <w:tc>
           <w:tcPr>
-            <w:tcW w:type="dxa" w:w="783"/>
+            <w:tcW w:type="dxa" w:w="680"/>
           </w:tcPr>
           <w:p>
             <w:pPr>
@@ -19418,7 +19599,7 @@
         </w:tc>
         <w:tc>
           <w:tcPr>
-            <w:tcW w:type="dxa" w:w="683"/>
+            <w:tcW w:type="dxa" w:w="680"/>
           </w:tcPr>
           <w:p>
             <w:pPr>
@@ -19437,7 +19618,7 @@
         </w:tc>
         <w:tc>
           <w:tcPr>
-            <w:tcW w:type="dxa" w:w="972"/>
+            <w:tcW w:type="dxa" w:w="785"/>
           </w:tcPr>
           <w:p>
             <w:pPr>
@@ -19458,7 +19639,7 @@
       <w:tr>
         <w:tc>
           <w:tcPr>
-            <w:tcW w:type="dxa" w:w="683"/>
+            <w:tcW w:type="dxa" w:w="785"/>
           </w:tcPr>
           <w:p>
             <w:pPr>
@@ -19477,7 +19658,7 @@
         </w:tc>
         <w:tc>
           <w:tcPr>
-            <w:tcW w:type="dxa" w:w="2352"/>
+            <w:tcW w:type="dxa" w:w="1857"/>
           </w:tcPr>
           <w:p>
             <w:pPr>
@@ -19496,7 +19677,7 @@
         </w:tc>
         <w:tc>
           <w:tcPr>
-            <w:tcW w:type="dxa" w:w="972"/>
+            <w:tcW w:type="dxa" w:w="855"/>
           </w:tcPr>
           <w:p>
             <w:pPr>
@@ -19515,7 +19696,7 @@
         </w:tc>
         <w:tc>
           <w:tcPr>
-            <w:tcW w:type="dxa" w:w="1149"/>
+            <w:tcW w:type="dxa" w:w="922"/>
           </w:tcPr>
           <w:p>
             <w:pPr>
@@ -19534,7 +19715,7 @@
         </w:tc>
         <w:tc>
           <w:tcPr>
-            <w:tcW w:type="dxa" w:w="1478"/>
+            <w:tcW w:type="dxa" w:w="2506"/>
           </w:tcPr>
           <w:p>
             <w:pPr>
@@ -19553,7 +19734,7 @@
         </w:tc>
         <w:tc>
           <w:tcPr>
-            <w:tcW w:type="dxa" w:w="783"/>
+            <w:tcW w:type="dxa" w:w="680"/>
           </w:tcPr>
           <w:p>
             <w:pPr>
@@ -19572,7 +19753,7 @@
         </w:tc>
         <w:tc>
           <w:tcPr>
-            <w:tcW w:type="dxa" w:w="683"/>
+            <w:tcW w:type="dxa" w:w="680"/>
           </w:tcPr>
           <w:p>
             <w:pPr>
@@ -19591,7 +19772,7 @@
         </w:tc>
         <w:tc>
           <w:tcPr>
-            <w:tcW w:type="dxa" w:w="972"/>
+            <w:tcW w:type="dxa" w:w="785"/>
           </w:tcPr>
           <w:p>
             <w:pPr>
@@ -19612,7 +19793,7 @@
       <w:tr>
         <w:tc>
           <w:tcPr>
-            <w:tcW w:type="dxa" w:w="683"/>
+            <w:tcW w:type="dxa" w:w="785"/>
           </w:tcPr>
           <w:p>
             <w:pPr>
@@ -19631,7 +19812,7 @@
         </w:tc>
         <w:tc>
           <w:tcPr>
-            <w:tcW w:type="dxa" w:w="2352"/>
+            <w:tcW w:type="dxa" w:w="1857"/>
           </w:tcPr>
           <w:p>
             <w:pPr>
@@ -19650,7 +19831,7 @@
         </w:tc>
         <w:tc>
           <w:tcPr>
-            <w:tcW w:type="dxa" w:w="972"/>
+            <w:tcW w:type="dxa" w:w="855"/>
           </w:tcPr>
           <w:p>
             <w:pPr>
@@ -19669,7 +19850,7 @@
         </w:tc>
         <w:tc>
           <w:tcPr>
-            <w:tcW w:type="dxa" w:w="1149"/>
+            <w:tcW w:type="dxa" w:w="922"/>
           </w:tcPr>
           <w:p>
             <w:pPr>
@@ -19688,7 +19869,7 @@
         </w:tc>
         <w:tc>
           <w:tcPr>
-            <w:tcW w:type="dxa" w:w="1478"/>
+            <w:tcW w:type="dxa" w:w="2506"/>
           </w:tcPr>
           <w:p>
             <w:pPr>
@@ -19707,7 +19888,7 @@
         </w:tc>
         <w:tc>
           <w:tcPr>
-            <w:tcW w:type="dxa" w:w="783"/>
+            <w:tcW w:type="dxa" w:w="680"/>
           </w:tcPr>
           <w:p>
             <w:pPr>
@@ -19726,7 +19907,7 @@
         </w:tc>
         <w:tc>
           <w:tcPr>
-            <w:tcW w:type="dxa" w:w="683"/>
+            <w:tcW w:type="dxa" w:w="680"/>
           </w:tcPr>
           <w:p>
             <w:pPr>
@@ -19745,7 +19926,7 @@
         </w:tc>
         <w:tc>
           <w:tcPr>
-            <w:tcW w:type="dxa" w:w="972"/>
+            <w:tcW w:type="dxa" w:w="785"/>
           </w:tcPr>
           <w:p>
             <w:pPr>
@@ -19766,7 +19947,7 @@
       <w:tr>
         <w:tc>
           <w:tcPr>
-            <w:tcW w:type="dxa" w:w="683"/>
+            <w:tcW w:type="dxa" w:w="785"/>
           </w:tcPr>
           <w:p>
             <w:pPr>
@@ -19785,7 +19966,7 @@
         </w:tc>
         <w:tc>
           <w:tcPr>
-            <w:tcW w:type="dxa" w:w="2352"/>
+            <w:tcW w:type="dxa" w:w="1857"/>
           </w:tcPr>
           <w:p>
             <w:pPr>
@@ -19804,7 +19985,7 @@
         </w:tc>
         <w:tc>
           <w:tcPr>
-            <w:tcW w:type="dxa" w:w="972"/>
+            <w:tcW w:type="dxa" w:w="855"/>
           </w:tcPr>
           <w:p>
             <w:pPr>
@@ -19823,7 +20004,7 @@
         </w:tc>
         <w:tc>
           <w:tcPr>
-            <w:tcW w:type="dxa" w:w="1149"/>
+            <w:tcW w:type="dxa" w:w="922"/>
           </w:tcPr>
           <w:p>
             <w:pPr>
@@ -19842,7 +20023,7 @@
         </w:tc>
         <w:tc>
           <w:tcPr>
-            <w:tcW w:type="dxa" w:w="1478"/>
+            <w:tcW w:type="dxa" w:w="2506"/>
           </w:tcPr>
           <w:p>
             <w:pPr>
@@ -19861,7 +20042,7 @@
         </w:tc>
         <w:tc>
           <w:tcPr>
-            <w:tcW w:type="dxa" w:w="783"/>
+            <w:tcW w:type="dxa" w:w="680"/>
           </w:tcPr>
           <w:p>
             <w:pPr>
@@ -19880,7 +20061,7 @@
         </w:tc>
         <w:tc>
           <w:tcPr>
-            <w:tcW w:type="dxa" w:w="683"/>
+            <w:tcW w:type="dxa" w:w="680"/>
           </w:tcPr>
           <w:p>
             <w:pPr>
@@ -19899,7 +20080,7 @@
         </w:tc>
         <w:tc>
           <w:tcPr>
-            <w:tcW w:type="dxa" w:w="972"/>
+            <w:tcW w:type="dxa" w:w="785"/>
           </w:tcPr>
           <w:p>
             <w:pPr>
@@ -19920,7 +20101,7 @@
       <w:tr>
         <w:tc>
           <w:tcPr>
-            <w:tcW w:type="dxa" w:w="683"/>
+            <w:tcW w:type="dxa" w:w="785"/>
           </w:tcPr>
           <w:p>
             <w:pPr>
@@ -19939,7 +20120,7 @@
         </w:tc>
         <w:tc>
           <w:tcPr>
-            <w:tcW w:type="dxa" w:w="2352"/>
+            <w:tcW w:type="dxa" w:w="1857"/>
           </w:tcPr>
           <w:p>
             <w:pPr>
@@ -19958,7 +20139,7 @@
         </w:tc>
         <w:tc>
           <w:tcPr>
-            <w:tcW w:type="dxa" w:w="972"/>
+            <w:tcW w:type="dxa" w:w="855"/>
           </w:tcPr>
           <w:p>
             <w:pPr>
@@ -19977,7 +20158,7 @@
         </w:tc>
         <w:tc>
           <w:tcPr>
-            <w:tcW w:type="dxa" w:w="1149"/>
+            <w:tcW w:type="dxa" w:w="922"/>
           </w:tcPr>
           <w:p>
             <w:pPr>
@@ -19996,7 +20177,7 @@
         </w:tc>
         <w:tc>
           <w:tcPr>
-            <w:tcW w:type="dxa" w:w="1478"/>
+            <w:tcW w:type="dxa" w:w="2506"/>
           </w:tcPr>
           <w:p>
             <w:pPr>
@@ -20015,7 +20196,7 @@
         </w:tc>
         <w:tc>
           <w:tcPr>
-            <w:tcW w:type="dxa" w:w="783"/>
+            <w:tcW w:type="dxa" w:w="680"/>
           </w:tcPr>
           <w:p>
             <w:pPr>
@@ -20034,7 +20215,7 @@
         </w:tc>
         <w:tc>
           <w:tcPr>
-            <w:tcW w:type="dxa" w:w="683"/>
+            <w:tcW w:type="dxa" w:w="680"/>
           </w:tcPr>
           <w:p>
             <w:pPr>
@@ -20053,7 +20234,7 @@
         </w:tc>
         <w:tc>
           <w:tcPr>
-            <w:tcW w:type="dxa" w:w="972"/>
+            <w:tcW w:type="dxa" w:w="785"/>
           </w:tcPr>
           <w:p>
             <w:pPr>
@@ -20074,7 +20255,7 @@
       <w:tr>
         <w:tc>
           <w:tcPr>
-            <w:tcW w:type="dxa" w:w="683"/>
+            <w:tcW w:type="dxa" w:w="785"/>
           </w:tcPr>
           <w:p>
             <w:pPr>
@@ -20093,7 +20274,7 @@
         </w:tc>
         <w:tc>
           <w:tcPr>
-            <w:tcW w:type="dxa" w:w="2352"/>
+            <w:tcW w:type="dxa" w:w="1857"/>
           </w:tcPr>
           <w:p>
             <w:pPr>
@@ -20112,7 +20293,7 @@
         </w:tc>
         <w:tc>
           <w:tcPr>
-            <w:tcW w:type="dxa" w:w="972"/>
+            <w:tcW w:type="dxa" w:w="855"/>
           </w:tcPr>
           <w:p>
             <w:pPr>
@@ -20131,7 +20312,7 @@
         </w:tc>
         <w:tc>
           <w:tcPr>
-            <w:tcW w:type="dxa" w:w="1149"/>
+            <w:tcW w:type="dxa" w:w="922"/>
           </w:tcPr>
           <w:p>
             <w:pPr>
@@ -20150,7 +20331,7 @@
         </w:tc>
         <w:tc>
           <w:tcPr>
-            <w:tcW w:type="dxa" w:w="1478"/>
+            <w:tcW w:type="dxa" w:w="2506"/>
           </w:tcPr>
           <w:p>
             <w:pPr>
@@ -20169,7 +20350,7 @@
         </w:tc>
         <w:tc>
           <w:tcPr>
-            <w:tcW w:type="dxa" w:w="783"/>
+            <w:tcW w:type="dxa" w:w="680"/>
           </w:tcPr>
           <w:p>
             <w:pPr>
@@ -20188,7 +20369,7 @@
         </w:tc>
         <w:tc>
           <w:tcPr>
-            <w:tcW w:type="dxa" w:w="683"/>
+            <w:tcW w:type="dxa" w:w="680"/>
           </w:tcPr>
           <w:p>
             <w:pPr>
@@ -20207,7 +20388,7 @@
         </w:tc>
         <w:tc>
           <w:tcPr>
-            <w:tcW w:type="dxa" w:w="972"/>
+            <w:tcW w:type="dxa" w:w="785"/>
           </w:tcPr>
           <w:p>
             <w:pPr>
@@ -20228,7 +20409,7 @@
       <w:tr>
         <w:tc>
           <w:tcPr>
-            <w:tcW w:type="dxa" w:w="683"/>
+            <w:tcW w:type="dxa" w:w="785"/>
           </w:tcPr>
           <w:p>
             <w:pPr>
@@ -20247,7 +20428,7 @@
         </w:tc>
         <w:tc>
           <w:tcPr>
-            <w:tcW w:type="dxa" w:w="2352"/>
+            <w:tcW w:type="dxa" w:w="1857"/>
           </w:tcPr>
           <w:p>
             <w:pPr>
@@ -20266,7 +20447,7 @@
         </w:tc>
         <w:tc>
           <w:tcPr>
-            <w:tcW w:type="dxa" w:w="972"/>
+            <w:tcW w:type="dxa" w:w="855"/>
           </w:tcPr>
           <w:p>
             <w:pPr>
@@ -20285,7 +20466,7 @@
         </w:tc>
         <w:tc>
           <w:tcPr>
-            <w:tcW w:type="dxa" w:w="1149"/>
+            <w:tcW w:type="dxa" w:w="922"/>
           </w:tcPr>
           <w:p>
             <w:pPr>
@@ -20304,7 +20485,7 @@
         </w:tc>
         <w:tc>
           <w:tcPr>
-            <w:tcW w:type="dxa" w:w="1478"/>
+            <w:tcW w:type="dxa" w:w="2506"/>
           </w:tcPr>
           <w:p>
             <w:pPr>
@@ -20323,7 +20504,7 @@
         </w:tc>
         <w:tc>
           <w:tcPr>
-            <w:tcW w:type="dxa" w:w="783"/>
+            <w:tcW w:type="dxa" w:w="680"/>
           </w:tcPr>
           <w:p>
             <w:pPr>
@@ -20342,7 +20523,7 @@
         </w:tc>
         <w:tc>
           <w:tcPr>
-            <w:tcW w:type="dxa" w:w="683"/>
+            <w:tcW w:type="dxa" w:w="680"/>
           </w:tcPr>
           <w:p>
             <w:pPr>
@@ -20361,7 +20542,7 @@
         </w:tc>
         <w:tc>
           <w:tcPr>
-            <w:tcW w:type="dxa" w:w="972"/>
+            <w:tcW w:type="dxa" w:w="785"/>
           </w:tcPr>
           <w:p>
             <w:pPr>
@@ -20382,7 +20563,7 @@
       <w:tr>
         <w:tc>
           <w:tcPr>
-            <w:tcW w:type="dxa" w:w="683"/>
+            <w:tcW w:type="dxa" w:w="785"/>
           </w:tcPr>
           <w:p>
             <w:pPr>
@@ -20401,7 +20582,7 @@
         </w:tc>
         <w:tc>
           <w:tcPr>
-            <w:tcW w:type="dxa" w:w="2352"/>
+            <w:tcW w:type="dxa" w:w="1857"/>
           </w:tcPr>
           <w:p>
             <w:pPr>
@@ -20420,7 +20601,7 @@
         </w:tc>
         <w:tc>
           <w:tcPr>
-            <w:tcW w:type="dxa" w:w="972"/>
+            <w:tcW w:type="dxa" w:w="855"/>
           </w:tcPr>
           <w:p>
             <w:pPr>
@@ -20439,7 +20620,7 @@
         </w:tc>
         <w:tc>
           <w:tcPr>
-            <w:tcW w:type="dxa" w:w="1149"/>
+            <w:tcW w:type="dxa" w:w="922"/>
           </w:tcPr>
           <w:p>
             <w:pPr>
@@ -20458,7 +20639,7 @@
         </w:tc>
         <w:tc>
           <w:tcPr>
-            <w:tcW w:type="dxa" w:w="1478"/>
+            <w:tcW w:type="dxa" w:w="2506"/>
           </w:tcPr>
           <w:p>
             <w:pPr>
@@ -20477,7 +20658,7 @@
         </w:tc>
         <w:tc>
           <w:tcPr>
-            <w:tcW w:type="dxa" w:w="783"/>
+            <w:tcW w:type="dxa" w:w="680"/>
           </w:tcPr>
           <w:p>
             <w:pPr>
@@ -20496,7 +20677,7 @@
         </w:tc>
         <w:tc>
           <w:tcPr>
-            <w:tcW w:type="dxa" w:w="683"/>
+            <w:tcW w:type="dxa" w:w="680"/>
           </w:tcPr>
           <w:p>
             <w:pPr>
@@ -20515,7 +20696,7 @@
         </w:tc>
         <w:tc>
           <w:tcPr>
-            <w:tcW w:type="dxa" w:w="972"/>
+            <w:tcW w:type="dxa" w:w="785"/>
           </w:tcPr>
           <w:p>
             <w:pPr>
@@ -20536,7 +20717,7 @@
       <w:tr>
         <w:tc>
           <w:tcPr>
-            <w:tcW w:type="dxa" w:w="683"/>
+            <w:tcW w:type="dxa" w:w="785"/>
           </w:tcPr>
           <w:p>
             <w:pPr>
@@ -20555,7 +20736,7 @@
         </w:tc>
         <w:tc>
           <w:tcPr>
-            <w:tcW w:type="dxa" w:w="2352"/>
+            <w:tcW w:type="dxa" w:w="1857"/>
           </w:tcPr>
           <w:p>
             <w:pPr>
@@ -20574,7 +20755,7 @@
         </w:tc>
         <w:tc>
           <w:tcPr>
-            <w:tcW w:type="dxa" w:w="972"/>
+            <w:tcW w:type="dxa" w:w="855"/>
           </w:tcPr>
           <w:p>
             <w:pPr>
@@ -20593,7 +20774,7 @@
         </w:tc>
         <w:tc>
           <w:tcPr>
-            <w:tcW w:type="dxa" w:w="1149"/>
+            <w:tcW w:type="dxa" w:w="922"/>
           </w:tcPr>
           <w:p>
             <w:pPr>
@@ -20612,7 +20793,7 @@
         </w:tc>
         <w:tc>
           <w:tcPr>
-            <w:tcW w:type="dxa" w:w="1478"/>
+            <w:tcW w:type="dxa" w:w="2506"/>
           </w:tcPr>
           <w:p>
             <w:pPr>
@@ -20631,7 +20812,7 @@
         </w:tc>
         <w:tc>
           <w:tcPr>
-            <w:tcW w:type="dxa" w:w="783"/>
+            <w:tcW w:type="dxa" w:w="680"/>
           </w:tcPr>
           <w:p>
             <w:pPr>
@@ -20650,7 +20831,7 @@
         </w:tc>
         <w:tc>
           <w:tcPr>
-            <w:tcW w:type="dxa" w:w="683"/>
+            <w:tcW w:type="dxa" w:w="680"/>
           </w:tcPr>
           <w:p>
             <w:pPr>
@@ -20669,7 +20850,7 @@
         </w:tc>
         <w:tc>
           <w:tcPr>
-            <w:tcW w:type="dxa" w:w="972"/>
+            <w:tcW w:type="dxa" w:w="785"/>
           </w:tcPr>
           <w:p>
             <w:pPr>
@@ -20690,7 +20871,7 @@
       <w:tr>
         <w:tc>
           <w:tcPr>
-            <w:tcW w:type="dxa" w:w="683"/>
+            <w:tcW w:type="dxa" w:w="785"/>
           </w:tcPr>
           <w:p>
             <w:pPr>
@@ -20709,7 +20890,7 @@
         </w:tc>
         <w:tc>
           <w:tcPr>
-            <w:tcW w:type="dxa" w:w="2352"/>
+            <w:tcW w:type="dxa" w:w="1857"/>
           </w:tcPr>
           <w:p>
             <w:pPr>
@@ -20728,7 +20909,7 @@
         </w:tc>
         <w:tc>
           <w:tcPr>
-            <w:tcW w:type="dxa" w:w="972"/>
+            <w:tcW w:type="dxa" w:w="855"/>
           </w:tcPr>
           <w:p>
             <w:pPr>
@@ -20747,7 +20928,7 @@
         </w:tc>
         <w:tc>
           <w:tcPr>
-            <w:tcW w:type="dxa" w:w="1149"/>
+            <w:tcW w:type="dxa" w:w="922"/>
           </w:tcPr>
           <w:p>
             <w:pPr>
@@ -20766,7 +20947,7 @@
         </w:tc>
         <w:tc>
           <w:tcPr>
-            <w:tcW w:type="dxa" w:w="1478"/>
+            <w:tcW w:type="dxa" w:w="2506"/>
           </w:tcPr>
           <w:p>
             <w:pPr>
@@ -20785,7 +20966,7 @@
         </w:tc>
         <w:tc>
           <w:tcPr>
-            <w:tcW w:type="dxa" w:w="783"/>
+            <w:tcW w:type="dxa" w:w="680"/>
           </w:tcPr>
           <w:p>
             <w:pPr>
@@ -20804,7 +20985,7 @@
         </w:tc>
         <w:tc>
           <w:tcPr>
-            <w:tcW w:type="dxa" w:w="683"/>
+            <w:tcW w:type="dxa" w:w="680"/>
           </w:tcPr>
           <w:p>
             <w:pPr>
@@ -20823,7 +21004,7 @@
         </w:tc>
         <w:tc>
           <w:tcPr>
-            <w:tcW w:type="dxa" w:w="972"/>
+            <w:tcW w:type="dxa" w:w="785"/>
           </w:tcPr>
           <w:p>
             <w:pPr>
@@ -20844,7 +21025,7 @@
       <w:tr>
         <w:tc>
           <w:tcPr>
-            <w:tcW w:type="dxa" w:w="683"/>
+            <w:tcW w:type="dxa" w:w="785"/>
           </w:tcPr>
           <w:p>
             <w:pPr>
@@ -20863,7 +21044,7 @@
         </w:tc>
         <w:tc>
           <w:tcPr>
-            <w:tcW w:type="dxa" w:w="2352"/>
+            <w:tcW w:type="dxa" w:w="1857"/>
           </w:tcPr>
           <w:p>
             <w:pPr>
@@ -20882,7 +21063,7 @@
         </w:tc>
         <w:tc>
           <w:tcPr>
-            <w:tcW w:type="dxa" w:w="972"/>
+            <w:tcW w:type="dxa" w:w="855"/>
           </w:tcPr>
           <w:p>
             <w:pPr>
@@ -20901,7 +21082,7 @@
         </w:tc>
         <w:tc>
           <w:tcPr>
-            <w:tcW w:type="dxa" w:w="1149"/>
+            <w:tcW w:type="dxa" w:w="922"/>
           </w:tcPr>
           <w:p>
             <w:pPr>
@@ -20920,7 +21101,7 @@
         </w:tc>
         <w:tc>
           <w:tcPr>
-            <w:tcW w:type="dxa" w:w="1478"/>
+            <w:tcW w:type="dxa" w:w="2506"/>
           </w:tcPr>
           <w:p>
             <w:pPr>
@@ -20939,7 +21120,7 @@
         </w:tc>
         <w:tc>
           <w:tcPr>
-            <w:tcW w:type="dxa" w:w="783"/>
+            <w:tcW w:type="dxa" w:w="680"/>
           </w:tcPr>
           <w:p>
             <w:pPr>
@@ -20958,7 +21139,7 @@
         </w:tc>
         <w:tc>
           <w:tcPr>
-            <w:tcW w:type="dxa" w:w="683"/>
+            <w:tcW w:type="dxa" w:w="680"/>
           </w:tcPr>
           <w:p>
             <w:pPr>
@@ -20977,7 +21158,7 @@
         </w:tc>
         <w:tc>
           <w:tcPr>
-            <w:tcW w:type="dxa" w:w="972"/>
+            <w:tcW w:type="dxa" w:w="785"/>
           </w:tcPr>
           <w:p>
             <w:pPr>
@@ -20998,7 +21179,7 @@
       <w:tr>
         <w:tc>
           <w:tcPr>
-            <w:tcW w:type="dxa" w:w="683"/>
+            <w:tcW w:type="dxa" w:w="785"/>
           </w:tcPr>
           <w:p>
             <w:pPr>
@@ -21017,7 +21198,7 @@
         </w:tc>
         <w:tc>
           <w:tcPr>
-            <w:tcW w:type="dxa" w:w="2352"/>
+            <w:tcW w:type="dxa" w:w="1857"/>
           </w:tcPr>
           <w:p>
             <w:pPr>
@@ -21036,7 +21217,7 @@
         </w:tc>
         <w:tc>
           <w:tcPr>
-            <w:tcW w:type="dxa" w:w="972"/>
+            <w:tcW w:type="dxa" w:w="855"/>
           </w:tcPr>
           <w:p>
             <w:pPr>
@@ -21055,7 +21236,7 @@
         </w:tc>
         <w:tc>
           <w:tcPr>
-            <w:tcW w:type="dxa" w:w="1149"/>
+            <w:tcW w:type="dxa" w:w="922"/>
           </w:tcPr>
           <w:p>
             <w:pPr>
@@ -21074,7 +21255,7 @@
         </w:tc>
         <w:tc>
           <w:tcPr>
-            <w:tcW w:type="dxa" w:w="1478"/>
+            <w:tcW w:type="dxa" w:w="2506"/>
           </w:tcPr>
           <w:p>
             <w:pPr>
@@ -21093,7 +21274,7 @@
         </w:tc>
         <w:tc>
           <w:tcPr>
-            <w:tcW w:type="dxa" w:w="783"/>
+            <w:tcW w:type="dxa" w:w="680"/>
           </w:tcPr>
           <w:p>
             <w:pPr>
@@ -21112,7 +21293,7 @@
         </w:tc>
         <w:tc>
           <w:tcPr>
-            <w:tcW w:type="dxa" w:w="683"/>
+            <w:tcW w:type="dxa" w:w="680"/>
           </w:tcPr>
           <w:p>
             <w:pPr>
@@ -21131,7 +21312,7 @@
         </w:tc>
         <w:tc>
           <w:tcPr>
-            <w:tcW w:type="dxa" w:w="972"/>
+            <w:tcW w:type="dxa" w:w="785"/>
           </w:tcPr>
           <w:p>
             <w:pPr>
@@ -21145,6 +21326,160 @@
                 <w:sz w:val="17"/>
               </w:rPr>
               <w:t>已实现</w:t>
+            </w:r>
+          </w:p>
+        </w:tc>
+      </w:tr>
+      <w:tr>
+        <w:tc>
+          <w:tcPr>
+            <w:tcW w:type="dxa" w:w="785"/>
+          </w:tcPr>
+          <w:p>
+            <w:pPr>
+              <w:spacing w:before="20" w:after="20" w:line="269" w:lineRule="auto"/>
+            </w:pPr>
+            <w:r/>
+            <w:r>
+              <w:rPr>
+                <w:rFonts w:ascii="Calibri" w:hAnsi="Calibri" w:eastAsia="宋体"/>
+                <w:b/>
+                <w:sz w:val="17"/>
+              </w:rPr>
+              <w:t>合计</w:t>
+            </w:r>
+          </w:p>
+        </w:tc>
+        <w:tc>
+          <w:tcPr>
+            <w:tcW w:type="dxa" w:w="1857"/>
+          </w:tcPr>
+          <w:p>
+            <w:pPr>
+              <w:spacing w:before="20" w:after="20" w:line="269" w:lineRule="auto"/>
+            </w:pPr>
+            <w:r/>
+            <w:r>
+              <w:rPr>
+                <w:rFonts w:ascii="Calibri" w:hAnsi="Calibri" w:eastAsia="宋体"/>
+                <w:b w:val="0"/>
+                <w:sz w:val="17"/>
+              </w:rPr>
+              <w:t>30 条需求</w:t>
+            </w:r>
+          </w:p>
+        </w:tc>
+        <w:tc>
+          <w:tcPr>
+            <w:tcW w:type="dxa" w:w="855"/>
+          </w:tcPr>
+          <w:p>
+            <w:pPr>
+              <w:spacing w:before="20" w:after="20" w:line="269" w:lineRule="auto"/>
+            </w:pPr>
+            <w:r/>
+            <w:r>
+              <w:rPr>
+                <w:rFonts w:ascii="Calibri" w:hAnsi="Calibri" w:eastAsia="宋体"/>
+                <w:b w:val="0"/>
+                <w:sz w:val="17"/>
+              </w:rPr>
+              <w:t>30 个故事</w:t>
+            </w:r>
+          </w:p>
+        </w:tc>
+        <w:tc>
+          <w:tcPr>
+            <w:tcW w:type="dxa" w:w="922"/>
+          </w:tcPr>
+          <w:p>
+            <w:pPr>
+              <w:spacing w:before="20" w:after="20" w:line="269" w:lineRule="auto"/>
+            </w:pPr>
+            <w:r/>
+            <w:r>
+              <w:rPr>
+                <w:rFonts w:ascii="Calibri" w:hAnsi="Calibri" w:eastAsia="宋体"/>
+                <w:b/>
+                <w:sz w:val="17"/>
+              </w:rPr>
+              <w:t>120</w:t>
+            </w:r>
+          </w:p>
+        </w:tc>
+        <w:tc>
+          <w:tcPr>
+            <w:tcW w:type="dxa" w:w="2506"/>
+          </w:tcPr>
+          <w:p>
+            <w:pPr>
+              <w:spacing w:before="20" w:after="20" w:line="269" w:lineRule="auto"/>
+            </w:pPr>
+            <w:r/>
+            <w:r>
+              <w:rPr>
+                <w:rFonts w:ascii="Calibri" w:hAnsi="Calibri" w:eastAsia="宋体"/>
+                <w:b w:val="0"/>
+                <w:sz w:val="17"/>
+              </w:rPr>
+              <w:t>106 条功能用例 + 73 条接口用例 = 179 条</w:t>
+            </w:r>
+          </w:p>
+        </w:tc>
+        <w:tc>
+          <w:tcPr>
+            <w:tcW w:type="dxa" w:w="680"/>
+          </w:tcPr>
+          <w:p>
+            <w:pPr>
+              <w:spacing w:before="20" w:after="20" w:line="269" w:lineRule="auto"/>
+            </w:pPr>
+            <w:r/>
+            <w:r>
+              <w:rPr>
+                <w:rFonts w:ascii="Calibri" w:hAnsi="Calibri" w:eastAsia="宋体"/>
+                <w:b w:val="0"/>
+                <w:sz w:val="17"/>
+              </w:rPr>
+              <w:t>—</w:t>
+            </w:r>
+          </w:p>
+        </w:tc>
+        <w:tc>
+          <w:tcPr>
+            <w:tcW w:type="dxa" w:w="680"/>
+          </w:tcPr>
+          <w:p>
+            <w:pPr>
+              <w:spacing w:before="20" w:after="20" w:line="269" w:lineRule="auto"/>
+            </w:pPr>
+            <w:r/>
+            <w:r>
+              <w:rPr>
+                <w:rFonts w:ascii="Calibri" w:hAnsi="Calibri" w:eastAsia="宋体"/>
+                <w:b w:val="0"/>
+                <w:sz w:val="17"/>
+              </w:rPr>
+              <w:t>—</w:t>
+            </w:r>
+          </w:p>
+        </w:tc>
+        <w:tc>
+          <w:tcPr>
+            <w:tcW w:type="dxa" w:w="785"/>
+          </w:tcPr>
+          <w:p>
+            <w:pPr>
+              <w:spacing w:before="20" w:after="20" w:line="269" w:lineRule="auto"/>
+            </w:pPr>
+            <w:r/>
+            <w:r>
+              <w:rPr>
+                <w:rFonts w:ascii="Calibri" w:hAnsi="Calibri" w:eastAsia="宋体"/>
+                <w:b w:val="0"/>
+                <w:sz w:val="17"/>
+              </w:rPr>
+              <w:t>—</w:t>
             </w:r>
           </w:p>
         </w:tc>
@@ -21384,7 +21719,7 @@
                 <w:b w:val="0"/>
                 <w:sz w:val="18"/>
               </w:rPr>
-              <w:t>117 条</w:t>
+              <w:t>120 条</w:t>
             </w:r>
           </w:p>
         </w:tc>
@@ -21424,7 +21759,7 @@
                 <w:b w:val="0"/>
                 <w:sz w:val="18"/>
               </w:rPr>
-              <w:t>100 条</w:t>
+              <w:t>106 条</w:t>
             </w:r>
           </w:p>
         </w:tc>
@@ -21464,7 +21799,7 @@
                 <w:b w:val="0"/>
                 <w:sz w:val="18"/>
               </w:rPr>
-              <w:t>71 条</w:t>
+              <w:t>73 条</w:t>
             </w:r>
           </w:p>
         </w:tc>
@@ -21614,7 +21949,7 @@
           <w:b w:val="0"/>
           <w:sz w:val="21"/>
         </w:rPr>
-        <w:t>：30 条需求 → 30 条用户故事 → 117 条验收标准 → 171 条测试用例， 每条验收标准均可在系统中实地验证，不存在"无验收标准的故事"或"无归属用例的验收标准"。</w:t>
+        <w:t>：30 条需求 → 30 条用户故事 → 120 条验收标准 → 179 条测试用例， 每条验收标准均可在系统中实地验证，不存在"无验收标准的故事"或"无归属用例的验收标准"。</w:t>
       </w:r>
     </w:p>
     <w:p>
@@ -21936,7 +22271,7 @@
                 <w:b w:val="0"/>
                 <w:sz w:val="18"/>
               </w:rPr>
-              <w:t>本文档的下游：把验收标准展开为 100 条功能用例 + 71 条接口用例</w:t>
+              <w:t>本文档的下游：把验收标准展开为 106 条功能用例 + 73 条接口用例</w:t>
             </w:r>
           </w:p>
         </w:tc>
